--- a/plans/8th Grade Technology/8th Grade Monthly Planning/3rd Trimester/8° Technology - November.docx
+++ b/plans/8th Grade Technology/8th Grade Monthly Planning/3rd Trimester/8° Technology - November.docx
@@ -11,65 +11,17 @@
           <w:szCs w:val="24"/>
           <w:lang w:val="es-PA"/>
         </w:rPr>
+        <w:spacing w:line="360" w:lineRule="auto" w:before="0" w:after="0"/>
       </w:pPr>
       <w:r>
         <w:rPr>
+          <w:rFonts w:ascii="Arial" w:hAnsi="Arial" w:eastAsia="Arial" w:cs="Arial"/>
           <w:b/>
+          <w:i w:val="0"/>
           <w:sz w:val="24"/>
-          <w:szCs w:val="24"/>
-          <w:lang w:val="es-PA"/>
+          <w:u w:val="none"/>
         </w:rPr>
         <w:t>MINISTERIO DE EDUCACIÓN DE PANAMÁ</w:t>
-      </w:r>
-      <w:r>
-        <w:rPr>
-          <w:noProof/>
-          <w:sz w:val="24"/>
-          <w:szCs w:val="24"/>
-        </w:rPr>
-        <w:drawing>
-          <wp:anchor distT="114300" distB="114300" distL="114300" distR="114300" simplePos="0" relativeHeight="251659264" behindDoc="0" locked="0" layoutInCell="1" hidden="0" allowOverlap="1" wp14:anchorId="55040CBA" wp14:editId="4BC7CD8F">
-            <wp:simplePos x="0" y="0"/>
-            <wp:positionH relativeFrom="column">
-              <wp:posOffset>-33020</wp:posOffset>
-            </wp:positionH>
-            <wp:positionV relativeFrom="paragraph">
-              <wp:posOffset>10795</wp:posOffset>
-            </wp:positionV>
-            <wp:extent cx="624840" cy="693420"/>
-            <wp:effectExtent l="0" t="0" r="3810" b="0"/>
-            <wp:wrapNone/>
-            <wp:docPr id="6" name="image1.png" descr="A logo for a science academy&#10;&#10;AI-generated content may be incorrect."/>
-            <wp:cNvGraphicFramePr/>
-            <a:graphic xmlns:a="http://schemas.openxmlformats.org/drawingml/2006/main">
-              <a:graphicData uri="http://schemas.openxmlformats.org/drawingml/2006/picture">
-                <pic:pic xmlns:pic="http://schemas.openxmlformats.org/drawingml/2006/picture">
-                  <pic:nvPicPr>
-                    <pic:cNvPr id="6" name="image1.png" descr="A logo for a science academy&#10;&#10;AI-generated content may be incorrect."/>
-                    <pic:cNvPicPr preferRelativeResize="0"/>
-                  </pic:nvPicPr>
-                  <pic:blipFill>
-                    <a:blip r:embed="rId6"/>
-                    <a:srcRect/>
-                    <a:stretch>
-                      <a:fillRect/>
-                    </a:stretch>
-                  </pic:blipFill>
-                  <pic:spPr>
-                    <a:xfrm>
-                      <a:off x="0" y="0"/>
-                      <a:ext cx="624840" cy="693420"/>
-                    </a:xfrm>
-                    <a:prstGeom prst="rect">
-                      <a:avLst/>
-                    </a:prstGeom>
-                    <a:ln/>
-                  </pic:spPr>
-                </pic:pic>
-              </a:graphicData>
-            </a:graphic>
-          </wp:anchor>
-        </w:drawing>
       </w:r>
     </w:p>
     <w:p>
@@ -80,12 +32,15 @@
           <w:sz w:val="24"/>
           <w:szCs w:val="24"/>
         </w:rPr>
+        <w:spacing w:line="360" w:lineRule="auto" w:before="0" w:after="0"/>
       </w:pPr>
       <w:r>
         <w:rPr>
+          <w:rFonts w:ascii="Arial" w:hAnsi="Arial" w:eastAsia="Arial" w:cs="Arial"/>
           <w:b/>
+          <w:i w:val="0"/>
           <w:sz w:val="24"/>
-          <w:szCs w:val="24"/>
+          <w:u w:val="none"/>
         </w:rPr>
         <w:t>ACADEMIA INTERNACIONAL DAVID</w:t>
       </w:r>
@@ -98,14 +53,17 @@
           <w:sz w:val="24"/>
           <w:szCs w:val="24"/>
         </w:rPr>
+        <w:spacing w:line="360" w:lineRule="auto" w:before="0" w:after="0"/>
       </w:pPr>
       <w:r>
         <w:rPr>
+          <w:rFonts w:ascii="Arial" w:hAnsi="Arial" w:eastAsia="Arial" w:cs="Arial"/>
           <w:b/>
+          <w:i w:val="0"/>
           <w:sz w:val="24"/>
-          <w:szCs w:val="24"/>
+          <w:u w:val="none"/>
         </w:rPr>
-        <w:t xml:space="preserve">WEEKLY/MONTHLY PLAN </w:t>
+        <w:t>WEEKLY/MONTHLY PLAN</w:t>
       </w:r>
     </w:p>
     <w:p>
@@ -116,8 +74,16 @@
           <w:sz w:val="24"/>
           <w:szCs w:val="24"/>
         </w:rPr>
+        <w:spacing w:line="360" w:lineRule="auto" w:before="0" w:after="0"/>
       </w:pPr>
       <w:r>
+        <w:rPr>
+          <w:rFonts w:ascii="Arial" w:hAnsi="Arial" w:eastAsia="Arial" w:cs="Arial"/>
+          <w:b/>
+          <w:i w:val="0"/>
+          <w:sz w:val="24"/>
+          <w:u w:val="none"/>
+        </w:rPr>
         <w:t>MONTH: NOVEMBER</w:t>
       </w:r>
     </w:p>
@@ -129,8 +95,16 @@
           <w:sz w:val="24"/>
           <w:szCs w:val="24"/>
         </w:rPr>
+        <w:spacing w:line="360" w:lineRule="auto" w:before="0" w:after="0"/>
       </w:pPr>
       <w:r>
+        <w:rPr>
+          <w:rFonts w:ascii="Arial" w:hAnsi="Arial" w:eastAsia="Arial" w:cs="Arial"/>
+          <w:b/>
+          <w:i w:val="0"/>
+          <w:sz w:val="24"/>
+          <w:u w:val="none"/>
+        </w:rPr>
         <w:t>WEEKS: 4</w:t>
       </w:r>
     </w:p>
@@ -153,60 +127,246 @@
         <w:tc>
           <w:tcPr>
             <w:tcW w:w="2564" w:type="dxa"/>
+            <w:vAlign w:val="top"/>
           </w:tcPr>
           <w:p>
-            <w:r>
-              <w:t>Subject: Technology</w:t>
+            <w:pPr>
+              <w:jc w:val="left"/>
+              <w:spacing w:line="360" w:lineRule="auto" w:before="0" w:after="0"/>
+            </w:pPr>
+            <w:r>
+              <w:rPr>
+                <w:rFonts w:ascii="Arial" w:hAnsi="Arial" w:eastAsia="Arial" w:cs="Arial"/>
+                <w:b w:val="0"/>
+                <w:i w:val="0"/>
+                <w:sz w:val="24"/>
+                <w:u w:val="none"/>
+              </w:rPr>
+            </w:r>
+            <w:r>
+              <w:rPr>
+                <w:rFonts w:ascii="Arial" w:hAnsi="Arial" w:eastAsia="Arial" w:cs="Arial"/>
+                <w:b/>
+                <w:i w:val="0"/>
+                <w:sz w:val="24"/>
+                <w:u w:val="none"/>
+              </w:rPr>
+              <w:t xml:space="preserve">Subject: </w:t>
+            </w:r>
+            <w:r>
+              <w:rPr>
+                <w:rFonts w:ascii="Arial" w:hAnsi="Arial" w:eastAsia="Arial" w:cs="Arial"/>
+                <w:b w:val="0"/>
+                <w:i w:val="0"/>
+                <w:sz w:val="24"/>
+                <w:u w:val="none"/>
+              </w:rPr>
+              <w:t>Technology</w:t>
             </w:r>
           </w:p>
         </w:tc>
         <w:tc>
           <w:tcPr>
             <w:tcW w:w="2921" w:type="dxa"/>
+            <w:vAlign w:val="top"/>
           </w:tcPr>
           <w:p>
-            <w:r>
-              <w:t>Teacher: Porfirio Rios</w:t>
+            <w:pPr>
+              <w:jc w:val="left"/>
+              <w:spacing w:line="360" w:lineRule="auto" w:before="0" w:after="0"/>
+            </w:pPr>
+            <w:r>
+              <w:rPr>
+                <w:rFonts w:ascii="Arial" w:hAnsi="Arial" w:eastAsia="Arial" w:cs="Arial"/>
+                <w:b w:val="0"/>
+                <w:i w:val="0"/>
+                <w:sz w:val="24"/>
+                <w:u w:val="none"/>
+              </w:rPr>
+            </w:r>
+            <w:r>
+              <w:rPr>
+                <w:rFonts w:ascii="Arial" w:hAnsi="Arial" w:eastAsia="Arial" w:cs="Arial"/>
+                <w:b/>
+                <w:i w:val="0"/>
+                <w:sz w:val="24"/>
+                <w:u w:val="none"/>
+              </w:rPr>
+              <w:t xml:space="preserve">Teacher: </w:t>
+            </w:r>
+            <w:r>
+              <w:rPr>
+                <w:rFonts w:ascii="Arial" w:hAnsi="Arial" w:eastAsia="Arial" w:cs="Arial"/>
+                <w:b w:val="0"/>
+                <w:i w:val="0"/>
+                <w:sz w:val="24"/>
+                <w:u w:val="none"/>
+              </w:rPr>
+              <w:t>Porfirio Rios</w:t>
             </w:r>
           </w:p>
         </w:tc>
         <w:tc>
           <w:tcPr>
             <w:tcW w:w="2207" w:type="dxa"/>
+            <w:vAlign w:val="top"/>
           </w:tcPr>
           <w:p>
-            <w:r>
-              <w:t>Grade: 8th</w:t>
+            <w:pPr>
+              <w:jc w:val="left"/>
+              <w:spacing w:line="360" w:lineRule="auto" w:before="0" w:after="0"/>
+            </w:pPr>
+            <w:r>
+              <w:rPr>
+                <w:rFonts w:ascii="Arial" w:hAnsi="Arial" w:eastAsia="Arial" w:cs="Arial"/>
+                <w:b w:val="0"/>
+                <w:i w:val="0"/>
+                <w:sz w:val="24"/>
+                <w:u w:val="none"/>
+              </w:rPr>
+            </w:r>
+            <w:r>
+              <w:rPr>
+                <w:rFonts w:ascii="Arial" w:hAnsi="Arial" w:eastAsia="Arial" w:cs="Arial"/>
+                <w:b/>
+                <w:i w:val="0"/>
+                <w:sz w:val="24"/>
+                <w:u w:val="none"/>
+              </w:rPr>
+              <w:t xml:space="preserve">Grade: </w:t>
+            </w:r>
+            <w:r>
+              <w:rPr>
+                <w:rFonts w:ascii="Arial" w:hAnsi="Arial" w:eastAsia="Arial" w:cs="Arial"/>
+                <w:b w:val="0"/>
+                <w:i w:val="0"/>
+                <w:sz w:val="24"/>
+                <w:u w:val="none"/>
+              </w:rPr>
+              <w:t>8th</w:t>
             </w:r>
           </w:p>
         </w:tc>
         <w:tc>
           <w:tcPr>
             <w:tcW w:w="2564" w:type="dxa"/>
+            <w:vAlign w:val="top"/>
           </w:tcPr>
           <w:p>
-            <w:r>
-              <w:t>Trimester:3rd</w:t>
+            <w:pPr>
+              <w:jc w:val="left"/>
+              <w:spacing w:line="360" w:lineRule="auto" w:before="0" w:after="0"/>
+            </w:pPr>
+            <w:r>
+              <w:rPr>
+                <w:rFonts w:ascii="Arial" w:hAnsi="Arial" w:eastAsia="Arial" w:cs="Arial"/>
+                <w:b w:val="0"/>
+                <w:i w:val="0"/>
+                <w:sz w:val="24"/>
+                <w:u w:val="none"/>
+              </w:rPr>
+            </w:r>
+            <w:r>
+              <w:rPr>
+                <w:rFonts w:ascii="Arial" w:hAnsi="Arial" w:eastAsia="Arial" w:cs="Arial"/>
+                <w:b/>
+                <w:i w:val="0"/>
+                <w:sz w:val="24"/>
+                <w:u w:val="none"/>
+              </w:rPr>
+              <w:t xml:space="preserve">Trimester: </w:t>
+            </w:r>
+            <w:r>
+              <w:rPr>
+                <w:rFonts w:ascii="Arial" w:hAnsi="Arial" w:eastAsia="Arial" w:cs="Arial"/>
+                <w:b w:val="0"/>
+                <w:i w:val="0"/>
+                <w:sz w:val="24"/>
+                <w:u w:val="none"/>
+              </w:rPr>
+              <w:t>3rd</w:t>
             </w:r>
           </w:p>
         </w:tc>
         <w:tc>
           <w:tcPr>
             <w:tcW w:w="2564" w:type="dxa"/>
+            <w:vAlign w:val="top"/>
           </w:tcPr>
           <w:p>
-            <w:r>
-              <w:t>Year: 2026</w:t>
+            <w:pPr>
+              <w:jc w:val="left"/>
+              <w:spacing w:line="360" w:lineRule="auto" w:before="0" w:after="0"/>
+            </w:pPr>
+            <w:r>
+              <w:rPr>
+                <w:rFonts w:ascii="Arial" w:hAnsi="Arial" w:eastAsia="Arial" w:cs="Arial"/>
+                <w:b w:val="0"/>
+                <w:i w:val="0"/>
+                <w:sz w:val="24"/>
+                <w:u w:val="none"/>
+              </w:rPr>
+            </w:r>
+            <w:r>
+              <w:rPr>
+                <w:rFonts w:ascii="Arial" w:hAnsi="Arial" w:eastAsia="Arial" w:cs="Arial"/>
+                <w:b/>
+                <w:i w:val="0"/>
+                <w:sz w:val="24"/>
+                <w:u w:val="none"/>
+              </w:rPr>
+              <w:t xml:space="preserve">Year: </w:t>
+            </w:r>
+            <w:r>
+              <w:rPr>
+                <w:rFonts w:ascii="Arial" w:hAnsi="Arial" w:eastAsia="Arial" w:cs="Arial"/>
+                <w:b w:val="0"/>
+                <w:i w:val="0"/>
+                <w:sz w:val="24"/>
+                <w:u w:val="none"/>
+              </w:rPr>
+              <w:t>2026</w:t>
             </w:r>
           </w:p>
         </w:tc>
         <w:tc>
           <w:tcPr>
             <w:tcW w:w="2564" w:type="dxa"/>
+            <w:vAlign w:val="top"/>
           </w:tcPr>
           <w:p>
-            <w:r>
-              <w:t>Weekly Hours: 3</w:t>
+            <w:pPr>
+              <w:jc w:val="left"/>
+              <w:spacing w:line="360" w:lineRule="auto" w:before="0" w:after="0"/>
+            </w:pPr>
+            <w:r>
+              <w:rPr>
+                <w:rFonts w:ascii="Arial" w:hAnsi="Arial" w:eastAsia="Arial" w:cs="Arial"/>
+                <w:b w:val="0"/>
+                <w:i w:val="0"/>
+                <w:sz w:val="24"/>
+                <w:u w:val="none"/>
+              </w:rPr>
+            </w:r>
+            <w:r>
+              <w:rPr>
+                <w:rFonts w:ascii="Arial" w:hAnsi="Arial" w:eastAsia="Arial" w:cs="Arial"/>
+                <w:b/>
+                <w:i w:val="0"/>
+                <w:sz w:val="24"/>
+                <w:u w:val="none"/>
+              </w:rPr>
+              <w:t xml:space="preserve">Weekly Hours: </w:t>
+            </w:r>
+            <w:r>
+              <w:rPr>
+                <w:rFonts w:ascii="Arial" w:hAnsi="Arial" w:eastAsia="Arial" w:cs="Arial"/>
+                <w:b w:val="0"/>
+                <w:i w:val="0"/>
+                <w:sz w:val="24"/>
+                <w:u w:val="none"/>
+              </w:rPr>
+              <w:t>3</w:t>
             </w:r>
           </w:p>
         </w:tc>
@@ -216,15 +376,59 @@
           <w:tcPr>
             <w:tcW w:w="15384" w:type="dxa"/>
             <w:gridSpan w:val="6"/>
+            <w:vAlign w:val="top"/>
           </w:tcPr>
           <w:p>
-            <w:r>
+            <w:pPr>
+              <w:spacing w:before="0" w:after="0" w:line="480" w:lineRule="auto"/>
+            </w:pPr>
+            <w:r>
+              <w:rPr>
+                <w:rFonts w:ascii="Arial" w:hAnsi="Arial" w:cs="Arial" w:eastAsia="Arial"/>
+                <w:b/>
+                <w:sz w:val="24"/>
+              </w:rPr>
               <w:t>Competences:</w:t>
               <w:br/>
-              <w:t>Explain representation, symbols, bits, binary numbers, bytes, code, and data size using simple examples.</w:t>
+            </w:r>
+            <w:r>
+              <w:rPr>
+                <w:rFonts w:ascii="Arial" w:hAnsi="Arial" w:cs="Arial" w:eastAsia="Arial"/>
+                <w:b w:val="0"/>
+                <w:sz w:val="24"/>
+              </w:rPr>
+              <w:t>Connect Scratch, Micro:bit input, game controls, testing, and debugging to a sensor-controlled game project.</w:t>
+            </w:r>
+            <w:r>
+              <w:rPr>
+                <w:rFonts w:ascii="Arial" w:hAnsi="Arial" w:cs="Arial" w:eastAsia="Arial"/>
+                <w:b w:val="0"/>
+                <w:sz w:val="24"/>
+              </w:rPr>
               <w:br/>
-              <w:t>Convert small numbers between decimal and binary and connect representation ideas to digital systems.</w:t>
+            </w:r>
+            <w:r>
+              <w:rPr>
+                <w:rFonts w:ascii="Arial" w:hAnsi="Arial" w:cs="Arial" w:eastAsia="Arial"/>
+                <w:b w:val="0"/>
+                <w:sz w:val="24"/>
+              </w:rPr>
+              <w:t>Use Week 9 project setup and make-up time to strengthen required evidence without adding new daily or appreciation grades.</w:t>
+            </w:r>
+            <w:r>
+              <w:rPr>
+                <w:rFonts w:ascii="Arial" w:hAnsi="Arial" w:cs="Arial" w:eastAsia="Arial"/>
+                <w:b w:val="0"/>
+                <w:sz w:val="24"/>
+              </w:rPr>
               <w:br/>
+            </w:r>
+            <w:r>
+              <w:rPr>
+                <w:rFonts w:ascii="Arial" w:hAnsi="Arial" w:cs="Arial" w:eastAsia="Arial"/>
+                <w:b w:val="0"/>
+                <w:sz w:val="24"/>
+              </w:rPr>
               <w:t>Build, test, present, and reflect on a Scratch + Micro:bit interactive game using sensor input and game logic.</w:t>
             </w:r>
           </w:p>
@@ -235,15 +439,59 @@
           <w:tcPr>
             <w:tcW w:w="15384" w:type="dxa"/>
             <w:gridSpan w:val="6"/>
+            <w:vAlign w:val="top"/>
           </w:tcPr>
           <w:p>
-            <w:r>
+            <w:pPr>
+              <w:spacing w:before="0" w:after="0" w:line="480" w:lineRule="auto"/>
+            </w:pPr>
+            <w:r>
+              <w:rPr>
+                <w:rFonts w:ascii="Arial" w:hAnsi="Arial" w:cs="Arial" w:eastAsia="Arial"/>
+                <w:b/>
+                <w:sz w:val="24"/>
+              </w:rPr>
               <w:t>Learning Objectives:</w:t>
               <w:br/>
-              <w:t>Identify how text, images, sound, numbers, symbols, and physical signals can represent information.</w:t>
+            </w:r>
+            <w:r>
+              <w:rPr>
+                <w:rFonts w:ascii="Arial" w:hAnsi="Arial" w:cs="Arial" w:eastAsia="Arial"/>
+                <w:b w:val="0"/>
+                <w:sz w:val="24"/>
+              </w:rPr>
+              <w:t>Set up Scratch + Micro:bit controls and identify how sensor input affects game behavior.</w:t>
+            </w:r>
+            <w:r>
+              <w:rPr>
+                <w:rFonts w:ascii="Arial" w:hAnsi="Arial" w:cs="Arial" w:eastAsia="Arial"/>
+                <w:b w:val="0"/>
+                <w:sz w:val="24"/>
+              </w:rPr>
               <w:br/>
-              <w:t>Convert simple decimal and binary values and explain what bits and bytes represent.</w:t>
+            </w:r>
+            <w:r>
+              <w:rPr>
+                <w:rFonts w:ascii="Arial" w:hAnsi="Arial" w:cs="Arial" w:eastAsia="Arial"/>
+                <w:b w:val="0"/>
+                <w:sz w:val="24"/>
+              </w:rPr>
+              <w:t>Use make-up and review time to confirm previous daily and appreciation grade evidence when needed.</w:t>
+            </w:r>
+            <w:r>
+              <w:rPr>
+                <w:rFonts w:ascii="Arial" w:hAnsi="Arial" w:cs="Arial" w:eastAsia="Arial"/>
+                <w:b w:val="0"/>
+                <w:sz w:val="24"/>
+              </w:rPr>
               <w:br/>
+            </w:r>
+            <w:r>
+              <w:rPr>
+                <w:rFonts w:ascii="Arial" w:hAnsi="Arial" w:cs="Arial" w:eastAsia="Arial"/>
+                <w:b w:val="0"/>
+                <w:sz w:val="24"/>
+              </w:rPr>
               <w:t>Plan, build, test, debug, document, and present a sensor-controlled Scratch + Micro:bit game.</w:t>
             </w:r>
           </w:p>
@@ -254,15 +502,59 @@
           <w:tcPr>
             <w:tcW w:w="15384" w:type="dxa"/>
             <w:gridSpan w:val="6"/>
+            <w:vAlign w:val="top"/>
           </w:tcPr>
           <w:p>
-            <w:r>
+            <w:pPr>
+              <w:spacing w:before="0" w:after="0" w:line="480" w:lineRule="auto"/>
+            </w:pPr>
+            <w:r>
+              <w:rPr>
+                <w:rFonts w:ascii="Arial" w:hAnsi="Arial" w:cs="Arial" w:eastAsia="Arial"/>
+                <w:b/>
+                <w:sz w:val="24"/>
+              </w:rPr>
               <w:t>Learning Outcomes:</w:t>
               <w:br/>
-              <w:t>Complete a binary and representation check with conversions and simple explanations.</w:t>
+            </w:r>
+            <w:r>
+              <w:rPr>
+                <w:rFonts w:ascii="Arial" w:hAnsi="Arial" w:cs="Arial" w:eastAsia="Arial"/>
+                <w:b w:val="0"/>
+                <w:sz w:val="24"/>
+              </w:rPr>
+              <w:t>Complete make-up, review, Scratch + Micro:bit setup, and project planning evidence without adding new daily or appreciation grades.</w:t>
+            </w:r>
+            <w:r>
+              <w:rPr>
+                <w:rFonts w:ascii="Arial" w:hAnsi="Arial" w:cs="Arial" w:eastAsia="Arial"/>
+                <w:b w:val="0"/>
+                <w:sz w:val="24"/>
+              </w:rPr>
               <w:br/>
-              <w:t>Submit project readiness, responsibility, testing, debugging, and presentation preparation evidence.</w:t>
+            </w:r>
+            <w:r>
+              <w:rPr>
+                <w:rFonts w:ascii="Arial" w:hAnsi="Arial" w:cs="Arial" w:eastAsia="Arial"/>
+                <w:b w:val="0"/>
+                <w:sz w:val="24"/>
+              </w:rPr>
+              <w:t>Submit project setup, testing, debugging, and presentation preparation evidence.</w:t>
+            </w:r>
+            <w:r>
+              <w:rPr>
+                <w:rFonts w:ascii="Arial" w:hAnsi="Arial" w:cs="Arial" w:eastAsia="Arial"/>
+                <w:b w:val="0"/>
+                <w:sz w:val="24"/>
+              </w:rPr>
               <w:br/>
+            </w:r>
+            <w:r>
+              <w:rPr>
+                <w:rFonts w:ascii="Arial" w:hAnsi="Arial" w:cs="Arial" w:eastAsia="Arial"/>
+                <w:b w:val="0"/>
+                <w:sz w:val="24"/>
+              </w:rPr>
               <w:t>Begin and continue the exam game project in Weeks 10-11 and present in Week 12 or December if needed.</w:t>
             </w:r>
           </w:p>
@@ -290,9 +582,30 @@
               <w:right w:val="single" w:sz="4" w:space="0" w:color="auto"/>
             </w:tcBorders>
             <w:shd w:val="clear" w:color="auto" w:fill="A8D08D"/>
+            <w:vAlign w:val="top"/>
           </w:tcPr>
           <w:p>
-            <w:r>
+            <w:pPr>
+              <w:jc w:val="center"/>
+              <w:spacing w:line="360" w:lineRule="auto" w:before="0" w:after="0"/>
+            </w:pPr>
+            <w:r>
+              <w:rPr>
+                <w:rFonts w:ascii="Arial" w:hAnsi="Arial" w:eastAsia="Arial" w:cs="Arial"/>
+                <w:b/>
+                <w:i w:val="0"/>
+                <w:sz w:val="24"/>
+                <w:u w:val="none"/>
+              </w:rPr>
+            </w:r>
+            <w:r>
+              <w:rPr>
+                <w:rFonts w:ascii="Arial" w:hAnsi="Arial" w:eastAsia="Arial" w:cs="Arial"/>
+                <w:b/>
+                <w:i w:val="0"/>
+                <w:sz w:val="24"/>
+                <w:u w:val="none"/>
+              </w:rPr>
               <w:t>8A, 8B day – 45min – November - Week 9</w:t>
             </w:r>
           </w:p>
@@ -307,9 +620,30 @@
               <w:right w:val="single" w:sz="4" w:space="0" w:color="auto"/>
             </w:tcBorders>
             <w:shd w:val="clear" w:color="auto" w:fill="A8D08D"/>
+            <w:vAlign w:val="top"/>
           </w:tcPr>
           <w:p>
-            <w:r>
+            <w:pPr>
+              <w:jc w:val="center"/>
+              <w:spacing w:line="360" w:lineRule="auto" w:before="0" w:after="0"/>
+            </w:pPr>
+            <w:r>
+              <w:rPr>
+                <w:rFonts w:ascii="Arial" w:hAnsi="Arial" w:eastAsia="Arial" w:cs="Arial"/>
+                <w:b/>
+                <w:i w:val="0"/>
+                <w:sz w:val="24"/>
+                <w:u w:val="none"/>
+              </w:rPr>
+            </w:r>
+            <w:r>
+              <w:rPr>
+                <w:rFonts w:ascii="Arial" w:hAnsi="Arial" w:eastAsia="Arial" w:cs="Arial"/>
+                <w:b/>
+                <w:i w:val="0"/>
+                <w:sz w:val="24"/>
+                <w:u w:val="none"/>
+              </w:rPr>
               <w:t>8A, 8B day – 90 min – November - Week 9</w:t>
             </w:r>
           </w:p>
@@ -325,37 +659,235 @@
               <w:bottom w:val="single" w:sz="4" w:space="0" w:color="auto"/>
               <w:right w:val="single" w:sz="4" w:space="0" w:color="auto"/>
             </w:tcBorders>
+            <w:vAlign w:val="top"/>
           </w:tcPr>
           <w:p>
-            <w:r>
-              <w:t>Topic:</w:t>
-              <w:br/>
-              <w:t>Representation and binary digits</w:t>
-              <w:br/>
-              <w:br/>
-              <w:t>Pre-activities</w:t>
-              <w:br/>
+            <w:pPr>
+              <w:spacing w:before="0" w:after="0" w:line="360" w:lineRule="auto"/>
+            </w:pPr>
+            <w:r>
+              <w:rPr>
+                <w:rFonts w:ascii="Arial" w:hAnsi="Arial" w:cs="Arial" w:eastAsia="Arial"/>
+                <w:b/>
+                <w:sz w:val="24"/>
+              </w:rPr>
+              <w:t xml:space="preserve">Topic: </w:t>
+            </w:r>
+            <w:r>
+              <w:rPr>
+                <w:rFonts w:ascii="Arial" w:hAnsi="Arial" w:cs="Arial" w:eastAsia="Arial"/>
+                <w:b w:val="0"/>
+                <w:sz w:val="24"/>
+              </w:rPr>
+              <w:t>Scratch + Micro:bit setup</w:t>
+            </w:r>
+          </w:p>
+          <w:p>
+            <w:pPr>
+              <w:spacing w:before="0" w:after="0" w:line="360" w:lineRule="auto"/>
+            </w:pPr>
+            <w:r>
+              <w:rPr>
+                <w:rFonts w:ascii="Arial" w:hAnsi="Arial" w:cs="Arial" w:eastAsia="Arial"/>
+                <w:sz w:val="24"/>
+                <w:b/>
+                <w:bCs/>
+              </w:rPr>
+              <w:t>Class Objective:</w:t>
+            </w:r>
+          </w:p>
+          <w:p>
+            <w:pPr>
+              <w:spacing w:before="0" w:after="0" w:line="360" w:lineRule="auto"/>
+            </w:pPr>
+            <w:r>
+              <w:rPr>
+                <w:rFonts w:ascii="Arial" w:hAnsi="Arial" w:cs="Arial" w:eastAsia="Arial"/>
+                <w:sz w:val="24"/>
+              </w:rPr>
+              <w:t>Create a game concept plan with purpose, player goal, Micro:bit input, sprite response, scoring or success condition, and one possible challenge.</w:t>
+            </w:r>
+          </w:p>
+          <w:p>
+            <w:pPr>
+              <w:spacing w:before="0" w:after="0" w:line="360" w:lineRule="auto"/>
+            </w:pPr>
+            <w:r>
+              <w:rPr>
+                <w:rFonts w:ascii="Arial" w:hAnsi="Arial" w:cs="Arial" w:eastAsia="Arial"/>
+                <w:b/>
+                <w:sz w:val="24"/>
+              </w:rPr>
+              <w:t>Pre-activities:</w:t>
+            </w:r>
+          </w:p>
+          <w:p>
+            <w:pPr>
+              <w:spacing w:before="0" w:after="0" w:line="360" w:lineRule="auto"/>
+            </w:pPr>
+            <w:r>
+              <w:rPr>
+                <w:rFonts w:ascii="Arial" w:hAnsi="Arial" w:cs="Arial" w:eastAsia="Arial"/>
+                <w:b w:val="0"/>
+                <w:sz w:val="24"/>
+              </w:rPr>
               <w:t>Review Week 9 practice vocabulary (part 1).</w:t>
-              <w:br/>
-              <w:t>representation: A way to show information</w:t>
-              <w:br/>
-              <w:t>symbol: A mark or picture that stands for something</w:t>
-              <w:br/>
-              <w:t>bit: A single binary digit, 0 or 1</w:t>
-              <w:br/>
-              <w:t>binary: A number system using only 0 and 1</w:t>
-              <w:br/>
-              <w:t>Sort examples into text, image, sound, number, symbol, and physical signal, such as emoji, traffic light, QR code, ringtone, score number, binary digit, or warning icon. Match representation, symbol, bit, binary, byte, and code with definitions.</w:t>
-              <w:br/>
-              <w:br/>
-              <w:t>While activities</w:t>
-              <w:br/>
-              <w:t>Practice representation and binary problems before the graded check. Review vocabulary matches, small decimal/binary conversions, and examples of how devices represent information.</w:t>
-              <w:br/>
-              <w:br/>
-              <w:t>Post activities</w:t>
-              <w:br/>
-              <w:t>Compare one conversion with a partner. Write one question about binary or data representation.</w:t>
+            </w:r>
+          </w:p>
+          <w:p>
+            <w:pPr>
+              <w:spacing w:before="0" w:after="0" w:line="360" w:lineRule="auto"/>
+            </w:pPr>
+            <w:r>
+              <w:rPr>
+                <w:rFonts w:ascii="Arial" w:hAnsi="Arial" w:cs="Arial" w:eastAsia="Arial"/>
+                <w:b w:val="0"/>
+                <w:sz w:val="24"/>
+              </w:rPr>
+              <w:t>Scratch Link: A tool that helps Scratch connect to devices</w:t>
+            </w:r>
+          </w:p>
+          <w:p>
+            <w:pPr>
+              <w:spacing w:before="0" w:after="0" w:line="360" w:lineRule="auto"/>
+            </w:pPr>
+            <w:r>
+              <w:rPr>
+                <w:rFonts w:ascii="Arial" w:hAnsi="Arial" w:cs="Arial" w:eastAsia="Arial"/>
+                <w:b w:val="0"/>
+                <w:sz w:val="24"/>
+              </w:rPr>
+              <w:t>Bluetooth: A wireless way for nearby devices to communicate</w:t>
+            </w:r>
+          </w:p>
+          <w:p>
+            <w:pPr>
+              <w:spacing w:before="0" w:after="0" w:line="360" w:lineRule="auto"/>
+            </w:pPr>
+            <w:r>
+              <w:rPr>
+                <w:rFonts w:ascii="Arial" w:hAnsi="Arial" w:cs="Arial" w:eastAsia="Arial"/>
+                <w:b w:val="0"/>
+                <w:sz w:val="24"/>
+              </w:rPr>
+              <w:t>Micro:bit: A small computer board used for coding projects</w:t>
+            </w:r>
+          </w:p>
+          <w:p>
+            <w:pPr>
+              <w:spacing w:before="0" w:after="0" w:line="360" w:lineRule="auto"/>
+            </w:pPr>
+            <w:r>
+              <w:rPr>
+                <w:rFonts w:ascii="Arial" w:hAnsi="Arial" w:cs="Arial" w:eastAsia="Arial"/>
+                <w:b w:val="0"/>
+                <w:sz w:val="24"/>
+              </w:rPr>
+              <w:t>accelerometer: A sensor that detects tilt or movement</w:t>
+            </w:r>
+          </w:p>
+          <w:p>
+            <w:pPr>
+              <w:spacing w:before="0" w:after="0" w:line="360" w:lineRule="auto"/>
+            </w:pPr>
+            <w:r>
+              <w:rPr>
+                <w:rFonts w:ascii="Arial" w:hAnsi="Arial" w:cs="Arial" w:eastAsia="Arial"/>
+                <w:b w:val="0"/>
+                <w:sz w:val="24"/>
+              </w:rPr>
+              <w:t>Play or inspect a simple sensor-controlled Scratch game.</w:t>
+            </w:r>
+          </w:p>
+          <w:p>
+            <w:pPr>
+              <w:spacing w:before="0" w:after="0" w:line="360" w:lineRule="auto"/>
+            </w:pPr>
+            <w:r>
+              <w:rPr>
+                <w:rFonts w:ascii="Arial" w:hAnsi="Arial" w:cs="Arial" w:eastAsia="Arial"/>
+                <w:b w:val="0"/>
+                <w:sz w:val="24"/>
+              </w:rPr>
+              <w:t>Identify the goal, sprite, controls, scoring, and challenge.</w:t>
+            </w:r>
+          </w:p>
+          <w:p>
+            <w:pPr>
+              <w:spacing w:before="0" w:after="0" w:line="360" w:lineRule="auto"/>
+            </w:pPr>
+            <w:r>
+              <w:rPr>
+                <w:rFonts w:ascii="Arial" w:hAnsi="Arial" w:cs="Arial" w:eastAsia="Arial"/>
+                <w:b/>
+                <w:sz w:val="24"/>
+              </w:rPr>
+              <w:t>While activities:</w:t>
+            </w:r>
+          </w:p>
+          <w:p>
+            <w:pPr>
+              <w:spacing w:before="0" w:after="0" w:line="360" w:lineRule="auto"/>
+            </w:pPr>
+            <w:r>
+              <w:rPr>
+                <w:rFonts w:ascii="Arial" w:hAnsi="Arial" w:cs="Arial" w:eastAsia="Arial"/>
+                <w:b w:val="0"/>
+                <w:sz w:val="24"/>
+              </w:rPr>
+              <w:t>Create a game concept plan with purpose, player goal, Micro:bit input, sprite response, scoring or success condition, and one possible challenge.</w:t>
+            </w:r>
+          </w:p>
+          <w:p>
+            <w:pPr>
+              <w:spacing w:before="0" w:after="0" w:line="360" w:lineRule="auto"/>
+            </w:pPr>
+            <w:r>
+              <w:rPr>
+                <w:rFonts w:ascii="Arial" w:hAnsi="Arial" w:cs="Arial" w:eastAsia="Arial"/>
+                <w:b w:val="0"/>
+                <w:sz w:val="24"/>
+              </w:rPr>
+              <w:t>Use this class for make-up or improvement evidence only if a student missed a previous summative.</w:t>
+            </w:r>
+          </w:p>
+          <w:p>
+            <w:pPr>
+              <w:spacing w:before="0" w:after="0" w:line="360" w:lineRule="auto"/>
+            </w:pPr>
+            <w:r>
+              <w:rPr>
+                <w:rFonts w:ascii="Arial" w:hAnsi="Arial" w:cs="Arial" w:eastAsia="Arial"/>
+                <w:b/>
+                <w:sz w:val="24"/>
+              </w:rPr>
+              <w:t>Post activities:</w:t>
+            </w:r>
+          </w:p>
+          <w:p>
+            <w:pPr>
+              <w:spacing w:before="0" w:after="0" w:line="360" w:lineRule="auto"/>
+            </w:pPr>
+            <w:r>
+              <w:rPr>
+                <w:rFonts w:ascii="Arial" w:hAnsi="Arial" w:cs="Arial" w:eastAsia="Arial"/>
+                <w:b w:val="0"/>
+                <w:sz w:val="24"/>
+              </w:rPr>
+              <w:t>Share your concept with a partner.</w:t>
+            </w:r>
+          </w:p>
+          <w:p>
+            <w:pPr>
+              <w:spacing w:before="0" w:after="0" w:line="360" w:lineRule="auto"/>
+            </w:pPr>
+            <w:r>
+              <w:rPr>
+                <w:rFonts w:ascii="Arial" w:hAnsi="Arial" w:cs="Arial" w:eastAsia="Arial"/>
+                <w:b w:val="0"/>
+                <w:sz w:val="24"/>
+              </w:rPr>
+              <w:t>Record one suggestion.</w:t>
             </w:r>
           </w:p>
         </w:tc>
@@ -368,35 +900,235 @@
               <w:bottom w:val="single" w:sz="4" w:space="0" w:color="auto"/>
               <w:right w:val="single" w:sz="4" w:space="0" w:color="auto"/>
             </w:tcBorders>
+            <w:vAlign w:val="top"/>
           </w:tcPr>
           <w:p>
-            <w:r>
-              <w:t>Topic:</w:t>
-              <w:br/>
+            <w:pPr>
+              <w:spacing w:before="0" w:after="0" w:line="360" w:lineRule="auto"/>
+            </w:pPr>
+            <w:r>
+              <w:rPr>
+                <w:rFonts w:ascii="Arial" w:hAnsi="Arial" w:cs="Arial" w:eastAsia="Arial"/>
+                <w:b/>
+                <w:sz w:val="24"/>
+              </w:rPr>
+              <w:t xml:space="preserve">Topic: </w:t>
+            </w:r>
+            <w:r>
+              <w:rPr>
+                <w:rFonts w:ascii="Arial" w:hAnsi="Arial" w:cs="Arial" w:eastAsia="Arial"/>
+                <w:b w:val="0"/>
+                <w:sz w:val="24"/>
+              </w:rPr>
               <w:t>Project readiness and final planning</w:t>
-              <w:br/>
-              <w:br/>
-              <w:t>Pre-activities</w:t>
-              <w:br/>
+            </w:r>
+          </w:p>
+          <w:p>
+            <w:pPr>
+              <w:spacing w:before="0" w:after="0" w:line="360" w:lineRule="auto"/>
+            </w:pPr>
+            <w:r>
+              <w:rPr>
+                <w:rFonts w:ascii="Arial" w:hAnsi="Arial" w:cs="Arial" w:eastAsia="Arial"/>
+                <w:sz w:val="24"/>
+                <w:b/>
+                <w:bCs/>
+              </w:rPr>
+              <w:t>Class Objective:</w:t>
+            </w:r>
+          </w:p>
+          <w:p>
+            <w:pPr>
+              <w:spacing w:before="0" w:after="0" w:line="360" w:lineRule="auto"/>
+            </w:pPr>
+            <w:r>
+              <w:rPr>
+                <w:rFonts w:ascii="Arial" w:hAnsi="Arial" w:cs="Arial" w:eastAsia="Arial"/>
+                <w:sz w:val="24"/>
+              </w:rPr>
+              <w:t>Create the final game plan with title, individual or pair role, goal, controls, scoring or win condition, sprites, and 3 test cases.</w:t>
+            </w:r>
+          </w:p>
+          <w:p>
+            <w:pPr>
+              <w:spacing w:before="0" w:after="0" w:line="360" w:lineRule="auto"/>
+            </w:pPr>
+            <w:r>
+              <w:rPr>
+                <w:rFonts w:ascii="Arial" w:hAnsi="Arial" w:cs="Arial" w:eastAsia="Arial"/>
+                <w:b/>
+                <w:sz w:val="24"/>
+              </w:rPr>
+              <w:t>Pre-activities:</w:t>
+            </w:r>
+          </w:p>
+          <w:p>
+            <w:pPr>
+              <w:spacing w:before="0" w:after="0" w:line="360" w:lineRule="auto"/>
+            </w:pPr>
+            <w:r>
+              <w:rPr>
+                <w:rFonts w:ascii="Arial" w:hAnsi="Arial" w:cs="Arial" w:eastAsia="Arial"/>
+                <w:b w:val="0"/>
+                <w:sz w:val="24"/>
+              </w:rPr>
               <w:t>Review Week 9 practice vocabulary (part 2).</w:t>
-              <w:br/>
-              <w:t>byte: A group of 8 bits</w:t>
-              <w:br/>
-              <w:t>code: Instructions or symbols used by a computer</w:t>
-              <w:br/>
-              <w:t>decimal: The number system using digits 0 through 9</w:t>
-              <w:br/>
-              <w:t>Review the Scratch + Micro:bit project rubric. Identify required evidence: game purpose, Micro:bit input, game logic, challenge, testing, improvement, and reflection.</w:t>
-              <w:br/>
-              <w:br/>
-              <w:t>While activities</w:t>
-              <w:br/>
-              <w:t>Complete Daily Grade #5: Complete a representation and binary check with 6 vocabulary matches, 6 decimal-to-binary or binary-to-decimal conversions using small numbers, and 2 short examples of how devices represent information. Then create the final game plan with title, individual or pair role, goal, controls, scoring or win condition, sprites, and 3 test cases.</w:t>
-              <w:br/>
-              <w:br/>
-              <w:t>Post activities</w:t>
-              <w:br/>
-              <w:t>Submit the binary check and project plan. Save your project file and confirm how it will be shared.</w:t>
+            </w:r>
+          </w:p>
+          <w:p>
+            <w:pPr>
+              <w:spacing w:before="0" w:after="0" w:line="360" w:lineRule="auto"/>
+            </w:pPr>
+            <w:r>
+              <w:rPr>
+                <w:rFonts w:ascii="Arial" w:hAnsi="Arial" w:cs="Arial" w:eastAsia="Arial"/>
+                <w:b w:val="0"/>
+                <w:sz w:val="24"/>
+              </w:rPr>
+              <w:t>x-axis: The left-right direction in a coordinate system</w:t>
+            </w:r>
+          </w:p>
+          <w:p>
+            <w:pPr>
+              <w:spacing w:before="0" w:after="0" w:line="360" w:lineRule="auto"/>
+            </w:pPr>
+            <w:r>
+              <w:rPr>
+                <w:rFonts w:ascii="Arial" w:hAnsi="Arial" w:cs="Arial" w:eastAsia="Arial"/>
+                <w:b w:val="0"/>
+                <w:sz w:val="24"/>
+              </w:rPr>
+              <w:t>y-axis: The up-down direction in a coordinate system</w:t>
+            </w:r>
+          </w:p>
+          <w:p>
+            <w:pPr>
+              <w:spacing w:before="0" w:after="0" w:line="360" w:lineRule="auto"/>
+            </w:pPr>
+            <w:r>
+              <w:rPr>
+                <w:rFonts w:ascii="Arial" w:hAnsi="Arial" w:cs="Arial" w:eastAsia="Arial"/>
+                <w:b w:val="0"/>
+                <w:sz w:val="24"/>
+              </w:rPr>
+              <w:t>sprite: A character or object in Scratch</w:t>
+            </w:r>
+          </w:p>
+          <w:p>
+            <w:pPr>
+              <w:spacing w:before="0" w:after="0" w:line="360" w:lineRule="auto"/>
+            </w:pPr>
+            <w:r>
+              <w:rPr>
+                <w:rFonts w:ascii="Arial" w:hAnsi="Arial" w:cs="Arial" w:eastAsia="Arial"/>
+                <w:b w:val="0"/>
+                <w:sz w:val="24"/>
+              </w:rPr>
+              <w:t>Review the Scratch + Micro:bit project rubric.</w:t>
+            </w:r>
+          </w:p>
+          <w:p>
+            <w:pPr>
+              <w:spacing w:before="0" w:after="0" w:line="360" w:lineRule="auto"/>
+            </w:pPr>
+            <w:r>
+              <w:rPr>
+                <w:rFonts w:ascii="Arial" w:hAnsi="Arial" w:cs="Arial" w:eastAsia="Arial"/>
+                <w:b w:val="0"/>
+                <w:sz w:val="24"/>
+              </w:rPr>
+              <w:t>Identify required evidence: game purpose, Micro:bit input, game logic, challenge, testing, improvement, and reflection.</w:t>
+            </w:r>
+          </w:p>
+          <w:p>
+            <w:pPr>
+              <w:spacing w:before="0" w:after="0" w:line="360" w:lineRule="auto"/>
+            </w:pPr>
+            <w:r>
+              <w:rPr>
+                <w:rFonts w:ascii="Arial" w:hAnsi="Arial" w:cs="Arial" w:eastAsia="Arial"/>
+                <w:b/>
+                <w:sz w:val="24"/>
+              </w:rPr>
+              <w:t>While activities:</w:t>
+            </w:r>
+          </w:p>
+          <w:p>
+            <w:pPr>
+              <w:spacing w:before="0" w:after="0" w:line="360" w:lineRule="auto"/>
+            </w:pPr>
+            <w:r>
+              <w:rPr>
+                <w:rFonts w:ascii="Arial" w:hAnsi="Arial" w:cs="Arial" w:eastAsia="Arial"/>
+                <w:b w:val="0"/>
+                <w:sz w:val="24"/>
+              </w:rPr>
+              <w:t>Create the final game plan with title, individual or pair role, goal, controls, scoring or win condition, sprites, and 3 test cases.</w:t>
+            </w:r>
+          </w:p>
+          <w:p>
+            <w:pPr>
+              <w:spacing w:before="0" w:after="0" w:line="360" w:lineRule="auto"/>
+            </w:pPr>
+            <w:r>
+              <w:rPr>
+                <w:rFonts w:ascii="Arial" w:hAnsi="Arial" w:cs="Arial" w:eastAsia="Arial"/>
+                <w:b w:val="0"/>
+                <w:sz w:val="24"/>
+              </w:rPr>
+              <w:t>Test Scratch Link, Bluetooth, or simulator setup when available.</w:t>
+            </w:r>
+          </w:p>
+          <w:p>
+            <w:pPr>
+              <w:spacing w:before="0" w:after="0" w:line="360" w:lineRule="auto"/>
+            </w:pPr>
+            <w:r>
+              <w:rPr>
+                <w:rFonts w:ascii="Arial" w:hAnsi="Arial" w:cs="Arial" w:eastAsia="Arial"/>
+                <w:b w:val="0"/>
+                <w:sz w:val="24"/>
+              </w:rPr>
+              <w:t>Use remaining time for make-up submissions or project preparation.</w:t>
+            </w:r>
+          </w:p>
+          <w:p>
+            <w:pPr>
+              <w:spacing w:before="0" w:after="0" w:line="360" w:lineRule="auto"/>
+            </w:pPr>
+            <w:r>
+              <w:rPr>
+                <w:rFonts w:ascii="Arial" w:hAnsi="Arial" w:cs="Arial" w:eastAsia="Arial"/>
+                <w:b/>
+                <w:sz w:val="24"/>
+              </w:rPr>
+              <w:t>Post activities:</w:t>
+            </w:r>
+          </w:p>
+          <w:p>
+            <w:pPr>
+              <w:spacing w:before="0" w:after="0" w:line="360" w:lineRule="auto"/>
+            </w:pPr>
+            <w:r>
+              <w:rPr>
+                <w:rFonts w:ascii="Arial" w:hAnsi="Arial" w:cs="Arial" w:eastAsia="Arial"/>
+                <w:b w:val="0"/>
+                <w:sz w:val="24"/>
+              </w:rPr>
+              <w:t>Submit the project plan.</w:t>
+            </w:r>
+          </w:p>
+          <w:p>
+            <w:pPr>
+              <w:spacing w:before="0" w:after="0" w:line="360" w:lineRule="auto"/>
+            </w:pPr>
+            <w:r>
+              <w:rPr>
+                <w:rFonts w:ascii="Arial" w:hAnsi="Arial" w:cs="Arial" w:eastAsia="Arial"/>
+                <w:b w:val="0"/>
+                <w:sz w:val="24"/>
+              </w:rPr>
+              <w:t>Save your project file and confirm how it will be shared.</w:t>
             </w:r>
           </w:p>
         </w:tc>
@@ -411,10 +1143,37 @@
               <w:bottom w:val="single" w:sz="4" w:space="0" w:color="auto"/>
               <w:right w:val="single" w:sz="4" w:space="0" w:color="auto"/>
             </w:tcBorders>
+            <w:vAlign w:val="top"/>
           </w:tcPr>
           <w:p>
-            <w:r>
-              <w:t>Resources: Pen, pencil, technology notebook, student's email and password, Google Classroom, LEDs and resistors, buttons, sensors, Scratch access, Micro:bit or simulator, Scratch Link/Bluetooth when needed, project rubric, checklist or worksheet, project planning sheet, projector.</w:t>
+            <w:pPr>
+              <w:spacing w:line="360" w:lineRule="auto" w:before="0" w:after="0"/>
+            </w:pPr>
+            <w:r>
+              <w:rPr>
+                <w:rFonts w:ascii="Arial" w:hAnsi="Arial" w:cs="Arial" w:eastAsia="Arial"/>
+                <w:sz w:val="24"/>
+              </w:rPr>
+            </w:r>
+            <w:r>
+              <w:rPr>
+                <w:rFonts w:ascii="Arial" w:hAnsi="Arial" w:eastAsia="Arial" w:cs="Arial"/>
+                <w:b/>
+                <w:i w:val="0"/>
+                <w:sz w:val="24"/>
+                <w:u w:val="none"/>
+              </w:rPr>
+              <w:t xml:space="preserve">Resources: </w:t>
+            </w:r>
+            <w:r>
+              <w:rPr>
+                <w:rFonts w:ascii="Arial" w:hAnsi="Arial" w:eastAsia="Arial" w:cs="Arial"/>
+                <w:b w:val="0"/>
+                <w:i w:val="0"/>
+                <w:sz w:val="24"/>
+                <w:u w:val="none"/>
+              </w:rPr>
+              <w:t>Pen, pencil, technology notebook, student's computer, email and password</w:t>
             </w:r>
           </w:p>
         </w:tc>
@@ -427,10 +1186,37 @@
               <w:bottom w:val="single" w:sz="4" w:space="0" w:color="auto"/>
               <w:right w:val="single" w:sz="4" w:space="0" w:color="auto"/>
             </w:tcBorders>
+            <w:vAlign w:val="top"/>
           </w:tcPr>
           <w:p>
-            <w:r>
-              <w:t>Resources: Pen, pencil, technology notebook, student's email and password, Google Classroom, LEDs and resistors, buttons, sensors, Scratch access, Micro:bit or simulator, Scratch Link/Bluetooth when needed, project rubric, checklist or worksheet, project planning sheet, projector.</w:t>
+            <w:pPr>
+              <w:spacing w:line="360" w:lineRule="auto" w:before="0" w:after="0"/>
+            </w:pPr>
+            <w:r>
+              <w:rPr>
+                <w:rFonts w:ascii="Arial" w:hAnsi="Arial" w:cs="Arial" w:eastAsia="Arial"/>
+                <w:sz w:val="24"/>
+              </w:rPr>
+            </w:r>
+            <w:r>
+              <w:rPr>
+                <w:rFonts w:ascii="Arial" w:hAnsi="Arial" w:eastAsia="Arial" w:cs="Arial"/>
+                <w:b/>
+                <w:i w:val="0"/>
+                <w:sz w:val="24"/>
+                <w:u w:val="none"/>
+              </w:rPr>
+              <w:t xml:space="preserve">Resources: </w:t>
+            </w:r>
+            <w:r>
+              <w:rPr>
+                <w:rFonts w:ascii="Arial" w:hAnsi="Arial" w:eastAsia="Arial" w:cs="Arial"/>
+                <w:b w:val="0"/>
+                <w:i w:val="0"/>
+                <w:sz w:val="24"/>
+                <w:u w:val="none"/>
+              </w:rPr>
+              <w:t>Pen, pencil, technology notebook, student's computer, email and password</w:t>
             </w:r>
           </w:p>
         </w:tc>
@@ -446,9 +1232,30 @@
               <w:right w:val="single" w:sz="4" w:space="0" w:color="auto"/>
             </w:tcBorders>
             <w:shd w:val="clear" w:color="auto" w:fill="A8D08D"/>
+            <w:vAlign w:val="top"/>
           </w:tcPr>
           <w:p>
-            <w:r>
+            <w:pPr>
+              <w:jc w:val="center"/>
+              <w:spacing w:line="360" w:lineRule="auto" w:before="0" w:after="0"/>
+            </w:pPr>
+            <w:r>
+              <w:rPr>
+                <w:rFonts w:ascii="Arial" w:hAnsi="Arial" w:eastAsia="Arial" w:cs="Arial"/>
+                <w:b/>
+                <w:i w:val="0"/>
+                <w:sz w:val="24"/>
+                <w:u w:val="none"/>
+              </w:rPr>
+            </w:r>
+            <w:r>
+              <w:rPr>
+                <w:rFonts w:ascii="Arial" w:hAnsi="Arial" w:eastAsia="Arial" w:cs="Arial"/>
+                <w:b/>
+                <w:i w:val="0"/>
+                <w:sz w:val="24"/>
+                <w:u w:val="none"/>
+              </w:rPr>
               <w:t>8A, 8B day – 45min – November - Week 10</w:t>
             </w:r>
           </w:p>
@@ -463,9 +1270,30 @@
               <w:right w:val="single" w:sz="4" w:space="0" w:color="auto"/>
             </w:tcBorders>
             <w:shd w:val="clear" w:color="auto" w:fill="A8D08D"/>
+            <w:vAlign w:val="top"/>
           </w:tcPr>
           <w:p>
-            <w:r>
+            <w:pPr>
+              <w:jc w:val="center"/>
+              <w:spacing w:line="360" w:lineRule="auto" w:before="0" w:after="0"/>
+            </w:pPr>
+            <w:r>
+              <w:rPr>
+                <w:rFonts w:ascii="Arial" w:hAnsi="Arial" w:eastAsia="Arial" w:cs="Arial"/>
+                <w:b/>
+                <w:i w:val="0"/>
+                <w:sz w:val="24"/>
+                <w:u w:val="none"/>
+              </w:rPr>
+            </w:r>
+            <w:r>
+              <w:rPr>
+                <w:rFonts w:ascii="Arial" w:hAnsi="Arial" w:eastAsia="Arial" w:cs="Arial"/>
+                <w:b/>
+                <w:i w:val="0"/>
+                <w:sz w:val="24"/>
+                <w:u w:val="none"/>
+              </w:rPr>
               <w:t>8A, 8B day – 90 min – November - Week 10</w:t>
             </w:r>
           </w:p>
@@ -481,37 +1309,223 @@
               <w:bottom w:val="single" w:sz="4" w:space="0" w:color="auto"/>
               <w:right w:val="single" w:sz="4" w:space="0" w:color="auto"/>
             </w:tcBorders>
+            <w:vAlign w:val="top"/>
           </w:tcPr>
           <w:p>
-            <w:r>
-              <w:t>Topic:</w:t>
-              <w:br/>
+            <w:pPr>
+              <w:spacing w:before="0" w:after="0" w:line="360" w:lineRule="auto"/>
+            </w:pPr>
+            <w:r>
+              <w:rPr>
+                <w:rFonts w:ascii="Arial" w:hAnsi="Arial" w:cs="Arial" w:eastAsia="Arial"/>
+                <w:b/>
+                <w:sz w:val="24"/>
+              </w:rPr>
+              <w:t xml:space="preserve">Topic: </w:t>
+            </w:r>
+            <w:r>
+              <w:rPr>
+                <w:rFonts w:ascii="Arial" w:hAnsi="Arial" w:cs="Arial" w:eastAsia="Arial"/>
+                <w:b w:val="0"/>
+                <w:sz w:val="24"/>
+              </w:rPr>
               <w:t>Exam project launch</w:t>
-              <w:br/>
-              <w:br/>
-              <w:t>Pre-activities</w:t>
-              <w:br/>
+            </w:r>
+          </w:p>
+          <w:p>
+            <w:pPr>
+              <w:spacing w:before="0" w:after="0" w:line="360" w:lineRule="auto"/>
+            </w:pPr>
+            <w:r>
+              <w:rPr>
+                <w:rFonts w:ascii="Arial" w:hAnsi="Arial" w:cs="Arial" w:eastAsia="Arial"/>
+                <w:sz w:val="24"/>
+                <w:b/>
+                <w:bCs/>
+              </w:rPr>
+              <w:t>Class Objective:</w:t>
+            </w:r>
+          </w:p>
+          <w:p>
+            <w:pPr>
+              <w:spacing w:before="0" w:after="0" w:line="360" w:lineRule="auto"/>
+            </w:pPr>
+            <w:r>
+              <w:rPr>
+                <w:rFonts w:ascii="Arial" w:hAnsi="Arial" w:cs="Arial" w:eastAsia="Arial"/>
+                <w:sz w:val="24"/>
+              </w:rPr>
+              <w:t>Create the Scratch game shell with title, main sprite, background, and one Micro:bit input mapped to a sprite action.</w:t>
+            </w:r>
+          </w:p>
+          <w:p>
+            <w:pPr>
+              <w:spacing w:before="0" w:after="0" w:line="360" w:lineRule="auto"/>
+            </w:pPr>
+            <w:r>
+              <w:rPr>
+                <w:rFonts w:ascii="Arial" w:hAnsi="Arial" w:cs="Arial" w:eastAsia="Arial"/>
+                <w:b/>
+                <w:sz w:val="24"/>
+              </w:rPr>
+              <w:t>Pre-activities:</w:t>
+            </w:r>
+          </w:p>
+          <w:p>
+            <w:pPr>
+              <w:spacing w:before="0" w:after="0" w:line="360" w:lineRule="auto"/>
+            </w:pPr>
+            <w:r>
+              <w:rPr>
+                <w:rFonts w:ascii="Arial" w:hAnsi="Arial" w:cs="Arial" w:eastAsia="Arial"/>
+                <w:b w:val="0"/>
+                <w:sz w:val="24"/>
+              </w:rPr>
               <w:t>Review Week 10 practice vocabulary (part 1).</w:t>
-              <w:br/>
+            </w:r>
+          </w:p>
+          <w:p>
+            <w:pPr>
+              <w:spacing w:before="0" w:after="0" w:line="360" w:lineRule="auto"/>
+            </w:pPr>
+            <w:r>
+              <w:rPr>
+                <w:rFonts w:ascii="Arial" w:hAnsi="Arial" w:cs="Arial" w:eastAsia="Arial"/>
+                <w:b w:val="0"/>
+                <w:sz w:val="24"/>
+              </w:rPr>
               <w:t>game shell: The basic starting structure of a game</w:t>
-              <w:br/>
+            </w:r>
+          </w:p>
+          <w:p>
+            <w:pPr>
+              <w:spacing w:before="0" w:after="0" w:line="360" w:lineRule="auto"/>
+            </w:pPr>
+            <w:r>
+              <w:rPr>
+                <w:rFonts w:ascii="Arial" w:hAnsi="Arial" w:cs="Arial" w:eastAsia="Arial"/>
+                <w:b w:val="0"/>
+                <w:sz w:val="24"/>
+              </w:rPr>
               <w:t>background: The scene behind sprites</w:t>
-              <w:br/>
+            </w:r>
+          </w:p>
+          <w:p>
+            <w:pPr>
+              <w:spacing w:before="0" w:after="0" w:line="360" w:lineRule="auto"/>
+            </w:pPr>
+            <w:r>
+              <w:rPr>
+                <w:rFonts w:ascii="Arial" w:hAnsi="Arial" w:cs="Arial" w:eastAsia="Arial"/>
+                <w:b w:val="0"/>
+                <w:sz w:val="24"/>
+              </w:rPr>
               <w:t>motion: Movement in a program</w:t>
-              <w:br/>
+            </w:r>
+          </w:p>
+          <w:p>
+            <w:pPr>
+              <w:spacing w:before="0" w:after="0" w:line="360" w:lineRule="auto"/>
+            </w:pPr>
+            <w:r>
+              <w:rPr>
+                <w:rFonts w:ascii="Arial" w:hAnsi="Arial" w:cs="Arial" w:eastAsia="Arial"/>
+                <w:b w:val="0"/>
+                <w:sz w:val="24"/>
+              </w:rPr>
               <w:t>game loop: The repeated actions that keep a game running</w:t>
-              <w:br/>
-              <w:t>Read the project goal: create a Scratch game controlled by Micro:bit input. Review the rubric categories.</w:t>
-              <w:br/>
-              <w:br/>
-              <w:t>While activities</w:t>
-              <w:br/>
+            </w:r>
+          </w:p>
+          <w:p>
+            <w:pPr>
+              <w:spacing w:before="0" w:after="0" w:line="360" w:lineRule="auto"/>
+            </w:pPr>
+            <w:r>
+              <w:rPr>
+                <w:rFonts w:ascii="Arial" w:hAnsi="Arial" w:cs="Arial" w:eastAsia="Arial"/>
+                <w:b w:val="0"/>
+                <w:sz w:val="24"/>
+              </w:rPr>
+              <w:t>Read the project goal: create a Scratch game controlled by Micro:bit input.</w:t>
+            </w:r>
+          </w:p>
+          <w:p>
+            <w:pPr>
+              <w:spacing w:before="0" w:after="0" w:line="360" w:lineRule="auto"/>
+            </w:pPr>
+            <w:r>
+              <w:rPr>
+                <w:rFonts w:ascii="Arial" w:hAnsi="Arial" w:cs="Arial" w:eastAsia="Arial"/>
+                <w:b w:val="0"/>
+                <w:sz w:val="24"/>
+              </w:rPr>
+              <w:t>Review the rubric categories.</w:t>
+            </w:r>
+          </w:p>
+          <w:p>
+            <w:pPr>
+              <w:spacing w:before="0" w:after="0" w:line="360" w:lineRule="auto"/>
+            </w:pPr>
+            <w:r>
+              <w:rPr>
+                <w:rFonts w:ascii="Arial" w:hAnsi="Arial" w:cs="Arial" w:eastAsia="Arial"/>
+                <w:b/>
+                <w:sz w:val="24"/>
+              </w:rPr>
+              <w:t>While activities:</w:t>
+            </w:r>
+          </w:p>
+          <w:p>
+            <w:pPr>
+              <w:spacing w:before="0" w:after="0" w:line="360" w:lineRule="auto"/>
+            </w:pPr>
+            <w:r>
+              <w:rPr>
+                <w:rFonts w:ascii="Arial" w:hAnsi="Arial" w:cs="Arial" w:eastAsia="Arial"/>
+                <w:b w:val="0"/>
+                <w:sz w:val="24"/>
+                <w:highlight w:val="yellow"/>
+              </w:rPr>
               <w:t>Begin Exam Project: Create the Scratch game shell with title, main sprite, background, and one Micro:bit input mapped to a sprite action.</w:t>
-              <w:br/>
-              <w:br/>
-              <w:t>Post activities</w:t>
-              <w:br/>
-              <w:t>Save the project. Record whether the Micro:bit connection worked and what to fix next.</w:t>
+            </w:r>
+          </w:p>
+          <w:p>
+            <w:pPr>
+              <w:spacing w:before="0" w:after="0" w:line="360" w:lineRule="auto"/>
+            </w:pPr>
+            <w:r>
+              <w:rPr>
+                <w:rFonts w:ascii="Arial" w:hAnsi="Arial" w:cs="Arial" w:eastAsia="Arial"/>
+                <w:b/>
+                <w:sz w:val="24"/>
+              </w:rPr>
+              <w:t>Post activities:</w:t>
+            </w:r>
+          </w:p>
+          <w:p>
+            <w:pPr>
+              <w:spacing w:before="0" w:after="0" w:line="360" w:lineRule="auto"/>
+            </w:pPr>
+            <w:r>
+              <w:rPr>
+                <w:rFonts w:ascii="Arial" w:hAnsi="Arial" w:cs="Arial" w:eastAsia="Arial"/>
+                <w:b w:val="0"/>
+                <w:sz w:val="24"/>
+              </w:rPr>
+              <w:t>Save the project.</w:t>
+            </w:r>
+          </w:p>
+          <w:p>
+            <w:pPr>
+              <w:spacing w:before="0" w:after="0" w:line="360" w:lineRule="auto"/>
+            </w:pPr>
+            <w:r>
+              <w:rPr>
+                <w:rFonts w:ascii="Arial" w:hAnsi="Arial" w:cs="Arial" w:eastAsia="Arial"/>
+                <w:b w:val="0"/>
+                <w:sz w:val="24"/>
+              </w:rPr>
+              <w:t>Record whether the Micro:bit connection worked and what to fix next.</w:t>
             </w:r>
           </w:p>
         </w:tc>
@@ -524,35 +1538,223 @@
               <w:bottom w:val="single" w:sz="4" w:space="0" w:color="auto"/>
               <w:right w:val="single" w:sz="4" w:space="0" w:color="auto"/>
             </w:tcBorders>
+            <w:vAlign w:val="top"/>
           </w:tcPr>
           <w:p>
-            <w:r>
-              <w:t>Topic:</w:t>
-              <w:br/>
+            <w:pPr>
+              <w:spacing w:before="0" w:after="0" w:line="360" w:lineRule="auto"/>
+            </w:pPr>
+            <w:r>
+              <w:rPr>
+                <w:rFonts w:ascii="Arial" w:hAnsi="Arial" w:cs="Arial" w:eastAsia="Arial"/>
+                <w:b/>
+                <w:sz w:val="24"/>
+              </w:rPr>
+              <w:t xml:space="preserve">Topic: </w:t>
+            </w:r>
+            <w:r>
+              <w:rPr>
+                <w:rFonts w:ascii="Arial" w:hAnsi="Arial" w:cs="Arial" w:eastAsia="Arial"/>
+                <w:b w:val="0"/>
+                <w:sz w:val="24"/>
+              </w:rPr>
               <w:t>Game building and sensor control</w:t>
-              <w:br/>
-              <w:br/>
-              <w:t>Pre-activities</w:t>
-              <w:br/>
+            </w:r>
+          </w:p>
+          <w:p>
+            <w:pPr>
+              <w:spacing w:before="0" w:after="0" w:line="360" w:lineRule="auto"/>
+            </w:pPr>
+            <w:r>
+              <w:rPr>
+                <w:rFonts w:ascii="Arial" w:hAnsi="Arial" w:cs="Arial" w:eastAsia="Arial"/>
+                <w:sz w:val="24"/>
+                <w:b/>
+                <w:bCs/>
+              </w:rPr>
+              <w:t>Class Objective:</w:t>
+            </w:r>
+          </w:p>
+          <w:p>
+            <w:pPr>
+              <w:spacing w:before="0" w:after="0" w:line="360" w:lineRule="auto"/>
+            </w:pPr>
+            <w:r>
+              <w:rPr>
+                <w:rFonts w:ascii="Arial" w:hAnsi="Arial" w:cs="Arial" w:eastAsia="Arial"/>
+                <w:sz w:val="24"/>
+              </w:rPr>
+              <w:t>Build the main game loop, sensor-controlled movement, scoring or success condition, and one challenge or obstacle.</w:t>
+            </w:r>
+          </w:p>
+          <w:p>
+            <w:pPr>
+              <w:spacing w:before="0" w:after="0" w:line="360" w:lineRule="auto"/>
+            </w:pPr>
+            <w:r>
+              <w:rPr>
+                <w:rFonts w:ascii="Arial" w:hAnsi="Arial" w:cs="Arial" w:eastAsia="Arial"/>
+                <w:b/>
+                <w:sz w:val="24"/>
+              </w:rPr>
+              <w:t>Pre-activities:</w:t>
+            </w:r>
+          </w:p>
+          <w:p>
+            <w:pPr>
+              <w:spacing w:before="0" w:after="0" w:line="360" w:lineRule="auto"/>
+            </w:pPr>
+            <w:r>
+              <w:rPr>
+                <w:rFonts w:ascii="Arial" w:hAnsi="Arial" w:cs="Arial" w:eastAsia="Arial"/>
+                <w:b w:val="0"/>
+                <w:sz w:val="24"/>
+              </w:rPr>
               <w:t>Review Week 10 practice vocabulary (part 2).</w:t>
-              <w:br/>
+            </w:r>
+          </w:p>
+          <w:p>
+            <w:pPr>
+              <w:spacing w:before="0" w:after="0" w:line="360" w:lineRule="auto"/>
+            </w:pPr>
+            <w:r>
+              <w:rPr>
+                <w:rFonts w:ascii="Arial" w:hAnsi="Arial" w:cs="Arial" w:eastAsia="Arial"/>
+                <w:b w:val="0"/>
+                <w:sz w:val="24"/>
+              </w:rPr>
               <w:t>score: A number that tracks points or progress</w:t>
-              <w:br/>
+            </w:r>
+          </w:p>
+          <w:p>
+            <w:pPr>
+              <w:spacing w:before="0" w:after="0" w:line="360" w:lineRule="auto"/>
+            </w:pPr>
+            <w:r>
+              <w:rPr>
+                <w:rFonts w:ascii="Arial" w:hAnsi="Arial" w:cs="Arial" w:eastAsia="Arial"/>
+                <w:b w:val="0"/>
+                <w:sz w:val="24"/>
+              </w:rPr>
               <w:t>obstacle: Something that blocks or challenges the player</w:t>
-              <w:br/>
+            </w:r>
+          </w:p>
+          <w:p>
+            <w:pPr>
+              <w:spacing w:before="0" w:after="0" w:line="360" w:lineRule="auto"/>
+            </w:pPr>
+            <w:r>
+              <w:rPr>
+                <w:rFonts w:ascii="Arial" w:hAnsi="Arial" w:cs="Arial" w:eastAsia="Arial"/>
+                <w:b w:val="0"/>
+                <w:sz w:val="24"/>
+              </w:rPr>
               <w:t>control: A way the player makes something happen</w:t>
-              <w:br/>
-              <w:t>Open your game plan and test cases. Review Scratch blocks for events, motion, variables, and Micro:bit input.</w:t>
-              <w:br/>
-              <w:br/>
-              <w:t>While activities</w:t>
-              <w:br/>
-              <w:t>Complete Appreciation Grade #2: Complete a project readiness self-reflection about responsibility, organization, effort, safe device use, feedback, and improvement. Then continue the Exam Project by building the main game loop, sensor-controlled movement, scoring or success condition, and one challenge or obstacle.</w:t>
-              <w:br/>
-              <w:br/>
-              <w:t>Post activities</w:t>
-              <w:br/>
-              <w:t>Save a screenshot or project link. Write one bug and one next improvement.</w:t>
+            </w:r>
+          </w:p>
+          <w:p>
+            <w:pPr>
+              <w:spacing w:before="0" w:after="0" w:line="360" w:lineRule="auto"/>
+            </w:pPr>
+            <w:r>
+              <w:rPr>
+                <w:rFonts w:ascii="Arial" w:hAnsi="Arial" w:cs="Arial" w:eastAsia="Arial"/>
+                <w:b w:val="0"/>
+                <w:sz w:val="24"/>
+              </w:rPr>
+              <w:t>Open your game plan and test cases.</w:t>
+            </w:r>
+          </w:p>
+          <w:p>
+            <w:pPr>
+              <w:spacing w:before="0" w:after="0" w:line="360" w:lineRule="auto"/>
+            </w:pPr>
+            <w:r>
+              <w:rPr>
+                <w:rFonts w:ascii="Arial" w:hAnsi="Arial" w:cs="Arial" w:eastAsia="Arial"/>
+                <w:b w:val="0"/>
+                <w:sz w:val="24"/>
+              </w:rPr>
+              <w:t>Review Scratch blocks for events, motion, variables, and Micro:bit input.</w:t>
+            </w:r>
+          </w:p>
+          <w:p>
+            <w:pPr>
+              <w:spacing w:before="0" w:after="0" w:line="360" w:lineRule="auto"/>
+            </w:pPr>
+            <w:r>
+              <w:rPr>
+                <w:rFonts w:ascii="Arial" w:hAnsi="Arial" w:cs="Arial" w:eastAsia="Arial"/>
+                <w:b/>
+                <w:sz w:val="24"/>
+              </w:rPr>
+              <w:t>While activities:</w:t>
+            </w:r>
+          </w:p>
+          <w:p>
+            <w:pPr>
+              <w:spacing w:before="0" w:after="0" w:line="360" w:lineRule="auto"/>
+            </w:pPr>
+            <w:r>
+              <w:rPr>
+                <w:rFonts w:ascii="Arial" w:hAnsi="Arial" w:cs="Arial" w:eastAsia="Arial"/>
+                <w:b w:val="0"/>
+                <w:sz w:val="24"/>
+                <w:highlight w:val="yellow"/>
+              </w:rPr>
+              <w:t>Continue Exam Project: Build the main game loop, sensor-controlled movement, scoring or success condition, and one challenge or obstacle.</w:t>
+            </w:r>
+          </w:p>
+          <w:p>
+            <w:pPr>
+              <w:spacing w:before="0" w:after="0" w:line="360" w:lineRule="auto"/>
+            </w:pPr>
+            <w:r>
+              <w:rPr>
+                <w:rFonts w:ascii="Arial" w:hAnsi="Arial" w:cs="Arial" w:eastAsia="Arial"/>
+                <w:b w:val="0"/>
+                <w:sz w:val="24"/>
+              </w:rPr>
+              <w:t>Record one test result and one improvement.</w:t>
+            </w:r>
+          </w:p>
+          <w:p>
+            <w:pPr>
+              <w:spacing w:before="0" w:after="0" w:line="360" w:lineRule="auto"/>
+            </w:pPr>
+            <w:r>
+              <w:rPr>
+                <w:rFonts w:ascii="Arial" w:hAnsi="Arial" w:cs="Arial" w:eastAsia="Arial"/>
+                <w:b/>
+                <w:sz w:val="24"/>
+              </w:rPr>
+              <w:t>Post activities:</w:t>
+            </w:r>
+          </w:p>
+          <w:p>
+            <w:pPr>
+              <w:spacing w:before="0" w:after="0" w:line="360" w:lineRule="auto"/>
+            </w:pPr>
+            <w:r>
+              <w:rPr>
+                <w:rFonts w:ascii="Arial" w:hAnsi="Arial" w:cs="Arial" w:eastAsia="Arial"/>
+                <w:b w:val="0"/>
+                <w:sz w:val="24"/>
+              </w:rPr>
+              <w:t>Save a screenshot or project link.</w:t>
+            </w:r>
+          </w:p>
+          <w:p>
+            <w:pPr>
+              <w:spacing w:before="0" w:after="0" w:line="360" w:lineRule="auto"/>
+            </w:pPr>
+            <w:r>
+              <w:rPr>
+                <w:rFonts w:ascii="Arial" w:hAnsi="Arial" w:cs="Arial" w:eastAsia="Arial"/>
+                <w:b w:val="0"/>
+                <w:sz w:val="24"/>
+              </w:rPr>
+              <w:t>Write one bug and one next improvement.</w:t>
             </w:r>
           </w:p>
         </w:tc>
@@ -567,10 +1769,37 @@
               <w:bottom w:val="single" w:sz="4" w:space="0" w:color="auto"/>
               <w:right w:val="single" w:sz="4" w:space="0" w:color="auto"/>
             </w:tcBorders>
+            <w:vAlign w:val="top"/>
           </w:tcPr>
           <w:p>
-            <w:r>
-              <w:t>Resources: Pen, pencil, technology notebook, student's email and password, Google Classroom, LEDs and resistors, buttons, sensors, Scratch access, Micro:bit or simulator, Scratch Link/Bluetooth when needed, project rubric, checklist or worksheet, project planning sheet, projector.</w:t>
+            <w:pPr>
+              <w:spacing w:line="360" w:lineRule="auto" w:before="0" w:after="0"/>
+            </w:pPr>
+            <w:r>
+              <w:rPr>
+                <w:rFonts w:ascii="Arial" w:hAnsi="Arial" w:cs="Arial" w:eastAsia="Arial"/>
+                <w:sz w:val="24"/>
+              </w:rPr>
+            </w:r>
+            <w:r>
+              <w:rPr>
+                <w:rFonts w:ascii="Arial" w:hAnsi="Arial" w:eastAsia="Arial" w:cs="Arial"/>
+                <w:b/>
+                <w:i w:val="0"/>
+                <w:sz w:val="24"/>
+                <w:u w:val="none"/>
+              </w:rPr>
+              <w:t xml:space="preserve">Resources: </w:t>
+            </w:r>
+            <w:r>
+              <w:rPr>
+                <w:rFonts w:ascii="Arial" w:hAnsi="Arial" w:eastAsia="Arial" w:cs="Arial"/>
+                <w:b w:val="0"/>
+                <w:i w:val="0"/>
+                <w:sz w:val="24"/>
+                <w:u w:val="none"/>
+              </w:rPr>
+              <w:t>Pen, pencil, technology notebook, student's computer, email and password</w:t>
             </w:r>
           </w:p>
         </w:tc>
@@ -583,10 +1812,37 @@
               <w:bottom w:val="single" w:sz="4" w:space="0" w:color="auto"/>
               <w:right w:val="single" w:sz="4" w:space="0" w:color="auto"/>
             </w:tcBorders>
+            <w:vAlign w:val="top"/>
           </w:tcPr>
           <w:p>
-            <w:r>
-              <w:t>Resources: Pen, pencil, technology notebook, student's email and password, Google Classroom, LEDs and resistors, buttons, sensors, Scratch access, Micro:bit or simulator, Scratch Link/Bluetooth when needed, project rubric, checklist or worksheet, project planning sheet, projector.</w:t>
+            <w:pPr>
+              <w:spacing w:line="360" w:lineRule="auto" w:before="0" w:after="0"/>
+            </w:pPr>
+            <w:r>
+              <w:rPr>
+                <w:rFonts w:ascii="Arial" w:hAnsi="Arial" w:cs="Arial" w:eastAsia="Arial"/>
+                <w:sz w:val="24"/>
+              </w:rPr>
+            </w:r>
+            <w:r>
+              <w:rPr>
+                <w:rFonts w:ascii="Arial" w:hAnsi="Arial" w:eastAsia="Arial" w:cs="Arial"/>
+                <w:b/>
+                <w:i w:val="0"/>
+                <w:sz w:val="24"/>
+                <w:u w:val="none"/>
+              </w:rPr>
+              <w:t xml:space="preserve">Resources: </w:t>
+            </w:r>
+            <w:r>
+              <w:rPr>
+                <w:rFonts w:ascii="Arial" w:hAnsi="Arial" w:eastAsia="Arial" w:cs="Arial"/>
+                <w:b w:val="0"/>
+                <w:i w:val="0"/>
+                <w:sz w:val="24"/>
+                <w:u w:val="none"/>
+              </w:rPr>
+              <w:t>Pen, pencil, technology notebook, student's computer, email and password</w:t>
             </w:r>
           </w:p>
         </w:tc>
@@ -602,9 +1858,30 @@
               <w:right w:val="single" w:sz="4" w:space="0" w:color="auto"/>
             </w:tcBorders>
             <w:shd w:val="clear" w:color="auto" w:fill="A8D08D"/>
+            <w:vAlign w:val="top"/>
           </w:tcPr>
           <w:p>
-            <w:r>
+            <w:pPr>
+              <w:jc w:val="center"/>
+              <w:spacing w:line="360" w:lineRule="auto" w:before="0" w:after="0"/>
+            </w:pPr>
+            <w:r>
+              <w:rPr>
+                <w:rFonts w:ascii="Arial" w:hAnsi="Arial" w:eastAsia="Arial" w:cs="Arial"/>
+                <w:b/>
+                <w:i w:val="0"/>
+                <w:sz w:val="24"/>
+                <w:u w:val="none"/>
+              </w:rPr>
+            </w:r>
+            <w:r>
+              <w:rPr>
+                <w:rFonts w:ascii="Arial" w:hAnsi="Arial" w:eastAsia="Arial" w:cs="Arial"/>
+                <w:b/>
+                <w:i w:val="0"/>
+                <w:sz w:val="24"/>
+                <w:u w:val="none"/>
+              </w:rPr>
               <w:t>8A, 8B day – 45min – November - Week 11</w:t>
             </w:r>
           </w:p>
@@ -619,9 +1896,30 @@
               <w:right w:val="single" w:sz="4" w:space="0" w:color="auto"/>
             </w:tcBorders>
             <w:shd w:val="clear" w:color="auto" w:fill="A8D08D"/>
+            <w:vAlign w:val="top"/>
           </w:tcPr>
           <w:p>
-            <w:r>
+            <w:pPr>
+              <w:jc w:val="center"/>
+              <w:spacing w:line="360" w:lineRule="auto" w:before="0" w:after="0"/>
+            </w:pPr>
+            <w:r>
+              <w:rPr>
+                <w:rFonts w:ascii="Arial" w:hAnsi="Arial" w:eastAsia="Arial" w:cs="Arial"/>
+                <w:b/>
+                <w:i w:val="0"/>
+                <w:sz w:val="24"/>
+                <w:u w:val="none"/>
+              </w:rPr>
+            </w:r>
+            <w:r>
+              <w:rPr>
+                <w:rFonts w:ascii="Arial" w:hAnsi="Arial" w:eastAsia="Arial" w:cs="Arial"/>
+                <w:b/>
+                <w:i w:val="0"/>
+                <w:sz w:val="24"/>
+                <w:u w:val="none"/>
+              </w:rPr>
               <w:t>8A, 8B day – 90 min – November - Week 11</w:t>
             </w:r>
           </w:p>
@@ -637,34 +1935,196 @@
               <w:bottom w:val="single" w:sz="4" w:space="0" w:color="auto"/>
               <w:right w:val="single" w:sz="4" w:space="0" w:color="auto"/>
             </w:tcBorders>
+            <w:vAlign w:val="top"/>
           </w:tcPr>
           <w:p>
-            <w:r>
-              <w:t>Topic:</w:t>
-              <w:br/>
+            <w:pPr>
+              <w:spacing w:before="0" w:after="0" w:line="360" w:lineRule="auto"/>
+            </w:pPr>
+            <w:r>
+              <w:rPr>
+                <w:rFonts w:ascii="Arial" w:hAnsi="Arial" w:cs="Arial" w:eastAsia="Arial"/>
+                <w:b/>
+                <w:sz w:val="24"/>
+              </w:rPr>
+              <w:t xml:space="preserve">Topic: </w:t>
+            </w:r>
+            <w:r>
+              <w:rPr>
+                <w:rFonts w:ascii="Arial" w:hAnsi="Arial" w:cs="Arial" w:eastAsia="Arial"/>
+                <w:b w:val="0"/>
+                <w:sz w:val="24"/>
+              </w:rPr>
               <w:t>Debugging and user testing</w:t>
-              <w:br/>
-              <w:br/>
-              <w:t>Pre-activities</w:t>
-              <w:br/>
+            </w:r>
+          </w:p>
+          <w:p>
+            <w:pPr>
+              <w:spacing w:before="0" w:after="0" w:line="360" w:lineRule="auto"/>
+            </w:pPr>
+            <w:r>
+              <w:rPr>
+                <w:rFonts w:ascii="Arial" w:hAnsi="Arial" w:cs="Arial" w:eastAsia="Arial"/>
+                <w:sz w:val="24"/>
+                <w:b/>
+                <w:bCs/>
+              </w:rPr>
+              <w:t>Class Objective:</w:t>
+            </w:r>
+          </w:p>
+          <w:p>
+            <w:pPr>
+              <w:spacing w:before="0" w:after="0" w:line="360" w:lineRule="auto"/>
+            </w:pPr>
+            <w:r>
+              <w:rPr>
+                <w:rFonts w:ascii="Arial" w:hAnsi="Arial" w:cs="Arial" w:eastAsia="Arial"/>
+                <w:sz w:val="24"/>
+              </w:rPr>
+              <w:t>Collect peer testing feedback and record one control issue, one clarity issue, and one positive feature.</w:t>
+            </w:r>
+          </w:p>
+          <w:p>
+            <w:pPr>
+              <w:spacing w:before="0" w:after="0" w:line="360" w:lineRule="auto"/>
+            </w:pPr>
+            <w:r>
+              <w:rPr>
+                <w:rFonts w:ascii="Arial" w:hAnsi="Arial" w:cs="Arial" w:eastAsia="Arial"/>
+                <w:b/>
+                <w:sz w:val="24"/>
+              </w:rPr>
+              <w:t>Pre-activities:</w:t>
+            </w:r>
+          </w:p>
+          <w:p>
+            <w:pPr>
+              <w:spacing w:before="0" w:after="0" w:line="360" w:lineRule="auto"/>
+            </w:pPr>
+            <w:r>
+              <w:rPr>
+                <w:rFonts w:ascii="Arial" w:hAnsi="Arial" w:cs="Arial" w:eastAsia="Arial"/>
+                <w:b w:val="0"/>
+                <w:sz w:val="24"/>
+              </w:rPr>
               <w:t>Review Week 11 practice vocabulary (part 1).</w:t>
-              <w:br/>
+            </w:r>
+          </w:p>
+          <w:p>
+            <w:pPr>
+              <w:spacing w:before="0" w:after="0" w:line="360" w:lineRule="auto"/>
+            </w:pPr>
+            <w:r>
+              <w:rPr>
+                <w:rFonts w:ascii="Arial" w:hAnsi="Arial" w:cs="Arial" w:eastAsia="Arial"/>
+                <w:b w:val="0"/>
+                <w:sz w:val="24"/>
+              </w:rPr>
               <w:t>user testing: Letting a user try a product and give feedback</w:t>
-              <w:br/>
+            </w:r>
+          </w:p>
+          <w:p>
+            <w:pPr>
+              <w:spacing w:before="0" w:after="0" w:line="360" w:lineRule="auto"/>
+            </w:pPr>
+            <w:r>
+              <w:rPr>
+                <w:rFonts w:ascii="Arial" w:hAnsi="Arial" w:cs="Arial" w:eastAsia="Arial"/>
+                <w:b w:val="0"/>
+                <w:sz w:val="24"/>
+              </w:rPr>
               <w:t>clarity: How easy something is to understand</w:t>
-              <w:br/>
+            </w:r>
+          </w:p>
+          <w:p>
+            <w:pPr>
+              <w:spacing w:before="0" w:after="0" w:line="360" w:lineRule="auto"/>
+            </w:pPr>
+            <w:r>
+              <w:rPr>
+                <w:rFonts w:ascii="Arial" w:hAnsi="Arial" w:cs="Arial" w:eastAsia="Arial"/>
+                <w:b w:val="0"/>
+                <w:sz w:val="24"/>
+              </w:rPr>
               <w:t>positive feature: A part that works well</w:t>
-              <w:br/>
+            </w:r>
+          </w:p>
+          <w:p>
+            <w:pPr>
+              <w:spacing w:before="0" w:after="0" w:line="360" w:lineRule="auto"/>
+            </w:pPr>
+            <w:r>
+              <w:rPr>
+                <w:rFonts w:ascii="Arial" w:hAnsi="Arial" w:cs="Arial" w:eastAsia="Arial"/>
+                <w:b w:val="0"/>
+                <w:sz w:val="24"/>
+              </w:rPr>
               <w:t>Use a testing checklist for connection, controls, movement, scoring, game goal, and clarity.</w:t>
-              <w:br/>
-              <w:br/>
-              <w:t>While activities</w:t>
-              <w:br/>
-              <w:t>Continue Exam Project: Ask a peer to test your game and record one control issue, one clarity issue, and one positive feature. Fix at least one issue.</w:t>
-              <w:br/>
-              <w:br/>
-              <w:t>Post activities</w:t>
-              <w:br/>
+            </w:r>
+          </w:p>
+          <w:p>
+            <w:pPr>
+              <w:spacing w:before="0" w:after="0" w:line="360" w:lineRule="auto"/>
+            </w:pPr>
+            <w:r>
+              <w:rPr>
+                <w:rFonts w:ascii="Arial" w:hAnsi="Arial" w:cs="Arial" w:eastAsia="Arial"/>
+                <w:b/>
+                <w:sz w:val="24"/>
+              </w:rPr>
+              <w:t>While activities:</w:t>
+            </w:r>
+          </w:p>
+          <w:p>
+            <w:pPr>
+              <w:spacing w:before="0" w:after="0" w:line="360" w:lineRule="auto"/>
+            </w:pPr>
+            <w:r>
+              <w:rPr>
+                <w:rFonts w:ascii="Arial" w:hAnsi="Arial" w:cs="Arial" w:eastAsia="Arial"/>
+                <w:b w:val="0"/>
+                <w:sz w:val="24"/>
+                <w:highlight w:val="yellow"/>
+              </w:rPr>
+              <w:t>Continue Exam Project: Ask a peer to test your game and record one control issue, one clarity issue, and one positive feature.</w:t>
+            </w:r>
+          </w:p>
+          <w:p>
+            <w:pPr>
+              <w:spacing w:before="0" w:after="0" w:line="360" w:lineRule="auto"/>
+            </w:pPr>
+            <w:r>
+              <w:rPr>
+                <w:rFonts w:ascii="Arial" w:hAnsi="Arial" w:cs="Arial" w:eastAsia="Arial"/>
+                <w:b w:val="0"/>
+                <w:sz w:val="24"/>
+              </w:rPr>
+              <w:t>Fix at least one issue.</w:t>
+            </w:r>
+          </w:p>
+          <w:p>
+            <w:pPr>
+              <w:spacing w:before="0" w:after="0" w:line="360" w:lineRule="auto"/>
+            </w:pPr>
+            <w:r>
+              <w:rPr>
+                <w:rFonts w:ascii="Arial" w:hAnsi="Arial" w:cs="Arial" w:eastAsia="Arial"/>
+                <w:b/>
+                <w:sz w:val="24"/>
+              </w:rPr>
+              <w:t>Post activities:</w:t>
+            </w:r>
+          </w:p>
+          <w:p>
+            <w:pPr>
+              <w:spacing w:before="0" w:after="0" w:line="360" w:lineRule="auto"/>
+            </w:pPr>
+            <w:r>
+              <w:rPr>
+                <w:rFonts w:ascii="Arial" w:hAnsi="Arial" w:cs="Arial" w:eastAsia="Arial"/>
+                <w:b w:val="0"/>
+                <w:sz w:val="24"/>
+              </w:rPr>
               <w:t>Update your logbook with feedback and the fix you made.</w:t>
             </w:r>
           </w:p>
@@ -678,35 +2138,197 @@
               <w:bottom w:val="single" w:sz="4" w:space="0" w:color="auto"/>
               <w:right w:val="single" w:sz="4" w:space="0" w:color="auto"/>
             </w:tcBorders>
+            <w:vAlign w:val="top"/>
           </w:tcPr>
           <w:p>
-            <w:r>
-              <w:t>Topic:</w:t>
-              <w:br/>
+            <w:pPr>
+              <w:spacing w:before="0" w:after="0" w:line="360" w:lineRule="auto"/>
+            </w:pPr>
+            <w:r>
+              <w:rPr>
+                <w:rFonts w:ascii="Arial" w:hAnsi="Arial" w:cs="Arial" w:eastAsia="Arial"/>
+                <w:b/>
+                <w:sz w:val="24"/>
+              </w:rPr>
+              <w:t xml:space="preserve">Topic: </w:t>
+            </w:r>
+            <w:r>
+              <w:rPr>
+                <w:rFonts w:ascii="Arial" w:hAnsi="Arial" w:cs="Arial" w:eastAsia="Arial"/>
+                <w:b w:val="0"/>
+                <w:sz w:val="24"/>
+              </w:rPr>
               <w:t>Documentation and presentation prep</w:t>
-              <w:br/>
-              <w:br/>
-              <w:t>Pre-activities</w:t>
-              <w:br/>
+            </w:r>
+          </w:p>
+          <w:p>
+            <w:pPr>
+              <w:spacing w:before="0" w:after="0" w:line="360" w:lineRule="auto"/>
+            </w:pPr>
+            <w:r>
+              <w:rPr>
+                <w:rFonts w:ascii="Arial" w:hAnsi="Arial" w:cs="Arial" w:eastAsia="Arial"/>
+                <w:sz w:val="24"/>
+                <w:b/>
+                <w:bCs/>
+              </w:rPr>
+              <w:t>Class Objective:</w:t>
+            </w:r>
+          </w:p>
+          <w:p>
+            <w:pPr>
+              <w:spacing w:before="0" w:after="0" w:line="360" w:lineRule="auto"/>
+            </w:pPr>
+            <w:r>
+              <w:rPr>
+                <w:rFonts w:ascii="Arial" w:hAnsi="Arial" w:cs="Arial" w:eastAsia="Arial"/>
+                <w:sz w:val="24"/>
+              </w:rPr>
+              <w:t>Complete game documentation, presentation notes, screenshots or demo evidence, and reflection prompts.</w:t>
+            </w:r>
+          </w:p>
+          <w:p>
+            <w:pPr>
+              <w:spacing w:before="0" w:after="0" w:line="360" w:lineRule="auto"/>
+            </w:pPr>
+            <w:r>
+              <w:rPr>
+                <w:rFonts w:ascii="Arial" w:hAnsi="Arial" w:cs="Arial" w:eastAsia="Arial"/>
+                <w:b/>
+                <w:sz w:val="24"/>
+              </w:rPr>
+              <w:t>Pre-activities:</w:t>
+            </w:r>
+          </w:p>
+          <w:p>
+            <w:pPr>
+              <w:spacing w:before="0" w:after="0" w:line="360" w:lineRule="auto"/>
+            </w:pPr>
+            <w:r>
+              <w:rPr>
+                <w:rFonts w:ascii="Arial" w:hAnsi="Arial" w:cs="Arial" w:eastAsia="Arial"/>
+                <w:b w:val="0"/>
+                <w:sz w:val="24"/>
+              </w:rPr>
               <w:t>Review Week 11 practice vocabulary (part 2).</w:t>
-              <w:br/>
+            </w:r>
+          </w:p>
+          <w:p>
+            <w:pPr>
+              <w:spacing w:before="0" w:after="0" w:line="360" w:lineRule="auto"/>
+            </w:pPr>
+            <w:r>
+              <w:rPr>
+                <w:rFonts w:ascii="Arial" w:hAnsi="Arial" w:cs="Arial" w:eastAsia="Arial"/>
+                <w:b w:val="0"/>
+                <w:sz w:val="24"/>
+              </w:rPr>
               <w:t>logbook: A record of project notes and tests</w:t>
-              <w:br/>
+            </w:r>
+          </w:p>
+          <w:p>
+            <w:pPr>
+              <w:spacing w:before="0" w:after="0" w:line="360" w:lineRule="auto"/>
+            </w:pPr>
+            <w:r>
+              <w:rPr>
+                <w:rFonts w:ascii="Arial" w:hAnsi="Arial" w:cs="Arial" w:eastAsia="Arial"/>
+                <w:b w:val="0"/>
+                <w:sz w:val="24"/>
+              </w:rPr>
               <w:t>speaking notes: Short notes used during a presentation</w:t>
-              <w:br/>
+            </w:r>
+          </w:p>
+          <w:p>
+            <w:pPr>
+              <w:spacing w:before="0" w:after="0" w:line="360" w:lineRule="auto"/>
+            </w:pPr>
+            <w:r>
+              <w:rPr>
+                <w:rFonts w:ascii="Arial" w:hAnsi="Arial" w:cs="Arial" w:eastAsia="Arial"/>
+                <w:b w:val="0"/>
+                <w:sz w:val="24"/>
+              </w:rPr>
               <w:t>solution: A way to solve a problem</w:t>
-              <w:br/>
+            </w:r>
+          </w:p>
+          <w:p>
+            <w:pPr>
+              <w:spacing w:before="0" w:after="0" w:line="360" w:lineRule="auto"/>
+            </w:pPr>
+            <w:r>
+              <w:rPr>
+                <w:rFonts w:ascii="Arial" w:hAnsi="Arial" w:cs="Arial" w:eastAsia="Arial"/>
+                <w:b w:val="0"/>
+                <w:sz w:val="24"/>
+              </w:rPr>
               <w:t>Review presentation structure: game name, purpose, how Micro:bit connects, how tilt/buttons control the game, challenge, result, and improvement.</w:t>
-              <w:br/>
-              <w:br/>
-              <w:t>While activities</w:t>
-              <w:br/>
+            </w:r>
+          </w:p>
+          <w:p>
+            <w:pPr>
+              <w:spacing w:before="0" w:after="0" w:line="360" w:lineRule="auto"/>
+            </w:pPr>
+            <w:r>
+              <w:rPr>
+                <w:rFonts w:ascii="Arial" w:hAnsi="Arial" w:cs="Arial" w:eastAsia="Arial"/>
+                <w:b/>
+                <w:sz w:val="24"/>
+              </w:rPr>
+              <w:t>While activities:</w:t>
+            </w:r>
+          </w:p>
+          <w:p>
+            <w:pPr>
+              <w:spacing w:before="0" w:after="0" w:line="360" w:lineRule="auto"/>
+            </w:pPr>
+            <w:r>
+              <w:rPr>
+                <w:rFonts w:ascii="Arial" w:hAnsi="Arial" w:cs="Arial" w:eastAsia="Arial"/>
+                <w:b w:val="0"/>
+                <w:sz w:val="24"/>
+                <w:highlight w:val="yellow"/>
+              </w:rPr>
               <w:t>Continue Exam Project: Finish the game, prepare screenshots or live demo evidence, write speaking notes for a 1:30-2 minute presentation, and complete the reflection prompts.</w:t>
-              <w:br/>
-              <w:br/>
-              <w:t>Post activities</w:t>
-              <w:br/>
-              <w:t>Practice the presentation once. Save the final project link or file.</w:t>
+            </w:r>
+          </w:p>
+          <w:p>
+            <w:pPr>
+              <w:spacing w:before="0" w:after="0" w:line="360" w:lineRule="auto"/>
+            </w:pPr>
+            <w:r>
+              <w:rPr>
+                <w:rFonts w:ascii="Arial" w:hAnsi="Arial" w:cs="Arial" w:eastAsia="Arial"/>
+                <w:b/>
+                <w:sz w:val="24"/>
+              </w:rPr>
+              <w:t>Post activities:</w:t>
+            </w:r>
+          </w:p>
+          <w:p>
+            <w:pPr>
+              <w:spacing w:before="0" w:after="0" w:line="360" w:lineRule="auto"/>
+            </w:pPr>
+            <w:r>
+              <w:rPr>
+                <w:rFonts w:ascii="Arial" w:hAnsi="Arial" w:cs="Arial" w:eastAsia="Arial"/>
+                <w:b w:val="0"/>
+                <w:sz w:val="24"/>
+              </w:rPr>
+              <w:t>Practice the presentation once.</w:t>
+            </w:r>
+          </w:p>
+          <w:p>
+            <w:pPr>
+              <w:spacing w:before="0" w:after="0" w:line="360" w:lineRule="auto"/>
+            </w:pPr>
+            <w:r>
+              <w:rPr>
+                <w:rFonts w:ascii="Arial" w:hAnsi="Arial" w:cs="Arial" w:eastAsia="Arial"/>
+                <w:b w:val="0"/>
+                <w:sz w:val="24"/>
+              </w:rPr>
+              <w:t>Save the final project link or file.</w:t>
             </w:r>
           </w:p>
         </w:tc>
@@ -724,10 +2346,37 @@
               <w:bottom w:val="single" w:sz="4" w:space="0" w:color="auto"/>
               <w:right w:val="single" w:sz="4" w:space="0" w:color="auto"/>
             </w:tcBorders>
+            <w:vAlign w:val="top"/>
           </w:tcPr>
           <w:p>
-            <w:r>
-              <w:t>Resources: Pen, pencil, technology notebook, student's email and password, Google Classroom, LEDs and resistors, buttons, sensors, Scratch access, Micro:bit or simulator, Scratch Link/Bluetooth when needed, project rubric, checklist or worksheet, project planning sheet, projector.</w:t>
+            <w:pPr>
+              <w:spacing w:line="360" w:lineRule="auto" w:before="0" w:after="0"/>
+            </w:pPr>
+            <w:r>
+              <w:rPr>
+                <w:rFonts w:ascii="Arial" w:hAnsi="Arial" w:cs="Arial" w:eastAsia="Arial"/>
+                <w:sz w:val="24"/>
+              </w:rPr>
+            </w:r>
+            <w:r>
+              <w:rPr>
+                <w:rFonts w:ascii="Arial" w:hAnsi="Arial" w:eastAsia="Arial" w:cs="Arial"/>
+                <w:b/>
+                <w:i w:val="0"/>
+                <w:sz w:val="24"/>
+                <w:u w:val="none"/>
+              </w:rPr>
+              <w:t xml:space="preserve">Resources: </w:t>
+            </w:r>
+            <w:r>
+              <w:rPr>
+                <w:rFonts w:ascii="Arial" w:hAnsi="Arial" w:eastAsia="Arial" w:cs="Arial"/>
+                <w:b w:val="0"/>
+                <w:i w:val="0"/>
+                <w:sz w:val="24"/>
+                <w:u w:val="none"/>
+              </w:rPr>
+              <w:t>Pen, pencil, technology notebook, student's computer, email and password</w:t>
             </w:r>
           </w:p>
         </w:tc>
@@ -740,10 +2389,37 @@
               <w:bottom w:val="single" w:sz="4" w:space="0" w:color="auto"/>
               <w:right w:val="single" w:sz="4" w:space="0" w:color="auto"/>
             </w:tcBorders>
+            <w:vAlign w:val="top"/>
           </w:tcPr>
           <w:p>
-            <w:r>
-              <w:t>Resources: Pen, pencil, technology notebook, student's email and password, Google Classroom, LEDs and resistors, buttons, sensors, Scratch access, Micro:bit or simulator, Scratch Link/Bluetooth when needed, project rubric, checklist or worksheet, project planning sheet, projector.</w:t>
+            <w:pPr>
+              <w:spacing w:line="360" w:lineRule="auto" w:before="0" w:after="0"/>
+            </w:pPr>
+            <w:r>
+              <w:rPr>
+                <w:rFonts w:ascii="Arial" w:hAnsi="Arial" w:cs="Arial" w:eastAsia="Arial"/>
+                <w:sz w:val="24"/>
+              </w:rPr>
+            </w:r>
+            <w:r>
+              <w:rPr>
+                <w:rFonts w:ascii="Arial" w:hAnsi="Arial" w:eastAsia="Arial" w:cs="Arial"/>
+                <w:b/>
+                <w:i w:val="0"/>
+                <w:sz w:val="24"/>
+                <w:u w:val="none"/>
+              </w:rPr>
+              <w:t xml:space="preserve">Resources: </w:t>
+            </w:r>
+            <w:r>
+              <w:rPr>
+                <w:rFonts w:ascii="Arial" w:hAnsi="Arial" w:eastAsia="Arial" w:cs="Arial"/>
+                <w:b w:val="0"/>
+                <w:i w:val="0"/>
+                <w:sz w:val="24"/>
+                <w:u w:val="none"/>
+              </w:rPr>
+              <w:t>Pen, pencil, technology notebook, student's computer, email and password</w:t>
             </w:r>
           </w:p>
         </w:tc>
@@ -759,9 +2435,30 @@
               <w:right w:val="single" w:sz="4" w:space="0" w:color="auto"/>
             </w:tcBorders>
             <w:shd w:val="clear" w:color="auto" w:fill="A8D08D"/>
+            <w:vAlign w:val="top"/>
           </w:tcPr>
           <w:p>
-            <w:r>
+            <w:pPr>
+              <w:jc w:val="center"/>
+              <w:spacing w:line="360" w:lineRule="auto" w:before="0" w:after="0"/>
+            </w:pPr>
+            <w:r>
+              <w:rPr>
+                <w:rFonts w:ascii="Arial" w:hAnsi="Arial" w:eastAsia="Arial" w:cs="Arial"/>
+                <w:b/>
+                <w:i w:val="0"/>
+                <w:sz w:val="24"/>
+                <w:u w:val="none"/>
+              </w:rPr>
+            </w:r>
+            <w:r>
+              <w:rPr>
+                <w:rFonts w:ascii="Arial" w:hAnsi="Arial" w:eastAsia="Arial" w:cs="Arial"/>
+                <w:b/>
+                <w:i w:val="0"/>
+                <w:sz w:val="24"/>
+                <w:u w:val="none"/>
+              </w:rPr>
               <w:t>8A, 8B day – 45min – November - Week 12</w:t>
             </w:r>
           </w:p>
@@ -776,9 +2473,30 @@
               <w:right w:val="single" w:sz="4" w:space="0" w:color="auto"/>
             </w:tcBorders>
             <w:shd w:val="clear" w:color="auto" w:fill="A8D08D"/>
+            <w:vAlign w:val="top"/>
           </w:tcPr>
           <w:p>
-            <w:r>
+            <w:pPr>
+              <w:jc w:val="center"/>
+              <w:spacing w:line="360" w:lineRule="auto" w:before="0" w:after="0"/>
+            </w:pPr>
+            <w:r>
+              <w:rPr>
+                <w:rFonts w:ascii="Arial" w:hAnsi="Arial" w:eastAsia="Arial" w:cs="Arial"/>
+                <w:b/>
+                <w:i w:val="0"/>
+                <w:sz w:val="24"/>
+                <w:u w:val="none"/>
+              </w:rPr>
+            </w:r>
+            <w:r>
+              <w:rPr>
+                <w:rFonts w:ascii="Arial" w:hAnsi="Arial" w:eastAsia="Arial" w:cs="Arial"/>
+                <w:b/>
+                <w:i w:val="0"/>
+                <w:sz w:val="24"/>
+                <w:u w:val="none"/>
+              </w:rPr>
               <w:t>8A, 8B day – 90 min – November - Week 12</w:t>
             </w:r>
           </w:p>
@@ -794,34 +2512,208 @@
               <w:bottom w:val="single" w:sz="4" w:space="0" w:color="auto"/>
               <w:right w:val="single" w:sz="4" w:space="0" w:color="auto"/>
             </w:tcBorders>
+            <w:vAlign w:val="top"/>
           </w:tcPr>
           <w:p>
-            <w:r>
-              <w:t>Topic:</w:t>
-              <w:br/>
+            <w:pPr>
+              <w:spacing w:before="0" w:after="0" w:line="360" w:lineRule="auto"/>
+            </w:pPr>
+            <w:r>
+              <w:rPr>
+                <w:rFonts w:ascii="Arial" w:hAnsi="Arial" w:cs="Arial" w:eastAsia="Arial"/>
+                <w:b/>
+                <w:sz w:val="24"/>
+              </w:rPr>
+              <w:t xml:space="preserve">Topic: </w:t>
+            </w:r>
+            <w:r>
+              <w:rPr>
+                <w:rFonts w:ascii="Arial" w:hAnsi="Arial" w:cs="Arial" w:eastAsia="Arial"/>
+                <w:b w:val="0"/>
+                <w:sz w:val="24"/>
+              </w:rPr>
               <w:t>Presentation setup</w:t>
-              <w:br/>
-              <w:br/>
-              <w:t>Pre-activities</w:t>
-              <w:br/>
+            </w:r>
+          </w:p>
+          <w:p>
+            <w:pPr>
+              <w:spacing w:before="0" w:after="0" w:line="360" w:lineRule="auto"/>
+            </w:pPr>
+            <w:r>
+              <w:rPr>
+                <w:rFonts w:ascii="Arial" w:hAnsi="Arial" w:cs="Arial" w:eastAsia="Arial"/>
+                <w:sz w:val="24"/>
+                <w:b/>
+                <w:bCs/>
+              </w:rPr>
+              <w:t>Class Objective:</w:t>
+            </w:r>
+          </w:p>
+          <w:p>
+            <w:pPr>
+              <w:spacing w:before="0" w:after="0" w:line="360" w:lineRule="auto"/>
+            </w:pPr>
+            <w:r>
+              <w:rPr>
+                <w:rFonts w:ascii="Arial" w:hAnsi="Arial" w:cs="Arial" w:eastAsia="Arial"/>
+                <w:sz w:val="24"/>
+              </w:rPr>
+              <w:t>Rehearse the Scratch + Micro:bit game presentation so the final presentation is ready for the long class.</w:t>
+            </w:r>
+          </w:p>
+          <w:p>
+            <w:pPr>
+              <w:spacing w:before="0" w:after="0" w:line="360" w:lineRule="auto"/>
+            </w:pPr>
+            <w:r>
+              <w:rPr>
+                <w:rFonts w:ascii="Arial" w:hAnsi="Arial" w:cs="Arial" w:eastAsia="Arial"/>
+                <w:b/>
+                <w:sz w:val="24"/>
+              </w:rPr>
+              <w:t>Pre-activities:</w:t>
+            </w:r>
+          </w:p>
+          <w:p>
+            <w:pPr>
+              <w:spacing w:before="0" w:after="0" w:line="360" w:lineRule="auto"/>
+            </w:pPr>
+            <w:r>
+              <w:rPr>
+                <w:rFonts w:ascii="Arial" w:hAnsi="Arial" w:cs="Arial" w:eastAsia="Arial"/>
+                <w:b w:val="0"/>
+                <w:sz w:val="24"/>
+              </w:rPr>
               <w:t>Review Week 12 practice vocabulary (part 1).</w:t>
-              <w:br/>
+            </w:r>
+          </w:p>
+          <w:p>
+            <w:pPr>
+              <w:spacing w:before="0" w:after="0" w:line="360" w:lineRule="auto"/>
+            </w:pPr>
+            <w:r>
+              <w:rPr>
+                <w:rFonts w:ascii="Arial" w:hAnsi="Arial" w:cs="Arial" w:eastAsia="Arial"/>
+                <w:b w:val="0"/>
+                <w:sz w:val="24"/>
+              </w:rPr>
               <w:t>presentation: Sharing work or ideas with others</w:t>
-              <w:br/>
+            </w:r>
+          </w:p>
+          <w:p>
+            <w:pPr>
+              <w:spacing w:before="0" w:after="0" w:line="360" w:lineRule="auto"/>
+            </w:pPr>
+            <w:r>
+              <w:rPr>
+                <w:rFonts w:ascii="Arial" w:hAnsi="Arial" w:cs="Arial" w:eastAsia="Arial"/>
+                <w:b w:val="0"/>
+                <w:sz w:val="24"/>
+              </w:rPr>
               <w:t>demonstrate: To show how something works</w:t>
-              <w:br/>
+            </w:r>
+          </w:p>
+          <w:p>
+            <w:pPr>
+              <w:spacing w:before="0" w:after="0" w:line="360" w:lineRule="auto"/>
+            </w:pPr>
+            <w:r>
+              <w:rPr>
+                <w:rFonts w:ascii="Arial" w:hAnsi="Arial" w:cs="Arial" w:eastAsia="Arial"/>
+                <w:b w:val="0"/>
+                <w:sz w:val="24"/>
+              </w:rPr>
               <w:t>game logic: The rules that control a game</w:t>
-              <w:br/>
-              <w:t>Check the Micro:bit connection, Scratch project, screenshots, and speaking notes. Review audience expectations.</w:t>
-              <w:br/>
-              <w:br/>
-              <w:t>While activities</w:t>
-              <w:br/>
-              <w:t>Rehearse the Scratch + Micro:bit game presentation so the final presentation is ready for the long class. Check the controls, game logic explanation, challenge, and solution.</w:t>
-              <w:br/>
-              <w:br/>
-              <w:t>Post activities</w:t>
-              <w:br/>
+            </w:r>
+          </w:p>
+          <w:p>
+            <w:pPr>
+              <w:spacing w:before="0" w:after="0" w:line="360" w:lineRule="auto"/>
+            </w:pPr>
+            <w:r>
+              <w:rPr>
+                <w:rFonts w:ascii="Arial" w:hAnsi="Arial" w:cs="Arial" w:eastAsia="Arial"/>
+                <w:b w:val="0"/>
+                <w:sz w:val="24"/>
+              </w:rPr>
+              <w:t>Check the Micro:bit connection, Scratch project, screenshots, and speaking notes.</w:t>
+            </w:r>
+          </w:p>
+          <w:p>
+            <w:pPr>
+              <w:spacing w:before="0" w:after="0" w:line="360" w:lineRule="auto"/>
+            </w:pPr>
+            <w:r>
+              <w:rPr>
+                <w:rFonts w:ascii="Arial" w:hAnsi="Arial" w:cs="Arial" w:eastAsia="Arial"/>
+                <w:b w:val="0"/>
+                <w:sz w:val="24"/>
+              </w:rPr>
+              <w:t>Review audience expectations.</w:t>
+            </w:r>
+          </w:p>
+          <w:p>
+            <w:pPr>
+              <w:spacing w:before="0" w:after="0" w:line="360" w:lineRule="auto"/>
+            </w:pPr>
+            <w:r>
+              <w:rPr>
+                <w:rFonts w:ascii="Arial" w:hAnsi="Arial" w:cs="Arial" w:eastAsia="Arial"/>
+                <w:b/>
+                <w:sz w:val="24"/>
+              </w:rPr>
+              <w:t>While activities:</w:t>
+            </w:r>
+          </w:p>
+          <w:p>
+            <w:pPr>
+              <w:spacing w:before="0" w:after="0" w:line="360" w:lineRule="auto"/>
+            </w:pPr>
+            <w:r>
+              <w:rPr>
+                <w:rFonts w:ascii="Arial" w:hAnsi="Arial" w:cs="Arial" w:eastAsia="Arial"/>
+                <w:b w:val="0"/>
+                <w:sz w:val="24"/>
+              </w:rPr>
+              <w:t>Rehearse the Scratch + Micro:bit game presentation so the final presentation is ready for the long class.</w:t>
+            </w:r>
+          </w:p>
+          <w:p>
+            <w:pPr>
+              <w:spacing w:before="0" w:after="0" w:line="360" w:lineRule="auto"/>
+            </w:pPr>
+            <w:r>
+              <w:rPr>
+                <w:rFonts w:ascii="Arial" w:hAnsi="Arial" w:cs="Arial" w:eastAsia="Arial"/>
+                <w:b w:val="0"/>
+                <w:sz w:val="24"/>
+              </w:rPr>
+              <w:t>Check the controls, game logic explanation, challenge, and solution.</w:t>
+            </w:r>
+          </w:p>
+          <w:p>
+            <w:pPr>
+              <w:spacing w:before="0" w:after="0" w:line="360" w:lineRule="auto"/>
+            </w:pPr>
+            <w:r>
+              <w:rPr>
+                <w:rFonts w:ascii="Arial" w:hAnsi="Arial" w:cs="Arial" w:eastAsia="Arial"/>
+                <w:b/>
+                <w:sz w:val="24"/>
+              </w:rPr>
+              <w:t>Post activities:</w:t>
+            </w:r>
+          </w:p>
+          <w:p>
+            <w:pPr>
+              <w:spacing w:before="0" w:after="0" w:line="360" w:lineRule="auto"/>
+            </w:pPr>
+            <w:r>
+              <w:rPr>
+                <w:rFonts w:ascii="Arial" w:hAnsi="Arial" w:cs="Arial" w:eastAsia="Arial"/>
+                <w:b w:val="0"/>
+                <w:sz w:val="24"/>
+              </w:rPr>
               <w:t>Prepare your speaking notes and record one strong feature to listen for during presentations.</w:t>
             </w:r>
           </w:p>
@@ -835,34 +2727,196 @@
               <w:bottom w:val="single" w:sz="4" w:space="0" w:color="auto"/>
               <w:right w:val="single" w:sz="4" w:space="0" w:color="auto"/>
             </w:tcBorders>
+            <w:vAlign w:val="top"/>
           </w:tcPr>
           <w:p>
-            <w:r>
-              <w:t>Topic:</w:t>
-              <w:br/>
+            <w:pPr>
+              <w:spacing w:before="0" w:after="0" w:line="360" w:lineRule="auto"/>
+            </w:pPr>
+            <w:r>
+              <w:rPr>
+                <w:rFonts w:ascii="Arial" w:hAnsi="Arial" w:cs="Arial" w:eastAsia="Arial"/>
+                <w:b/>
+                <w:sz w:val="24"/>
+              </w:rPr>
+              <w:t xml:space="preserve">Topic: </w:t>
+            </w:r>
+            <w:r>
+              <w:rPr>
+                <w:rFonts w:ascii="Arial" w:hAnsi="Arial" w:cs="Arial" w:eastAsia="Arial"/>
+                <w:b w:val="0"/>
+                <w:sz w:val="24"/>
+              </w:rPr>
               <w:t>Presentation continuation</w:t>
-              <w:br/>
-              <w:br/>
-              <w:t>Pre-activities</w:t>
-              <w:br/>
+            </w:r>
+          </w:p>
+          <w:p>
+            <w:pPr>
+              <w:spacing w:before="0" w:after="0" w:line="360" w:lineRule="auto"/>
+            </w:pPr>
+            <w:r>
+              <w:rPr>
+                <w:rFonts w:ascii="Arial" w:hAnsi="Arial" w:cs="Arial" w:eastAsia="Arial"/>
+                <w:sz w:val="24"/>
+                <w:b/>
+                <w:bCs/>
+              </w:rPr>
+              <w:t>Class Objective:</w:t>
+            </w:r>
+          </w:p>
+          <w:p>
+            <w:pPr>
+              <w:spacing w:before="0" w:after="0" w:line="360" w:lineRule="auto"/>
+            </w:pPr>
+            <w:r>
+              <w:rPr>
+                <w:rFonts w:ascii="Arial" w:hAnsi="Arial" w:cs="Arial" w:eastAsia="Arial"/>
+                <w:sz w:val="24"/>
+              </w:rPr>
+              <w:t>Present or submit the final Scratch project, reflection, and required evidence.</w:t>
+            </w:r>
+          </w:p>
+          <w:p>
+            <w:pPr>
+              <w:spacing w:before="0" w:after="0" w:line="360" w:lineRule="auto"/>
+            </w:pPr>
+            <w:r>
+              <w:rPr>
+                <w:rFonts w:ascii="Arial" w:hAnsi="Arial" w:cs="Arial" w:eastAsia="Arial"/>
+                <w:b/>
+                <w:sz w:val="24"/>
+              </w:rPr>
+              <w:t>Pre-activities:</w:t>
+            </w:r>
+          </w:p>
+          <w:p>
+            <w:pPr>
+              <w:spacing w:before="0" w:after="0" w:line="360" w:lineRule="auto"/>
+            </w:pPr>
+            <w:r>
+              <w:rPr>
+                <w:rFonts w:ascii="Arial" w:hAnsi="Arial" w:cs="Arial" w:eastAsia="Arial"/>
+                <w:b w:val="0"/>
+                <w:sz w:val="24"/>
+              </w:rPr>
               <w:t>Review Week 12 practice vocabulary (part 2).</w:t>
-              <w:br/>
+            </w:r>
+          </w:p>
+          <w:p>
+            <w:pPr>
+              <w:spacing w:before="0" w:after="0" w:line="360" w:lineRule="auto"/>
+            </w:pPr>
+            <w:r>
+              <w:rPr>
+                <w:rFonts w:ascii="Arial" w:hAnsi="Arial" w:cs="Arial" w:eastAsia="Arial"/>
+                <w:b w:val="0"/>
+                <w:sz w:val="24"/>
+              </w:rPr>
               <w:t>challenge: A task that takes effort to complete</w:t>
-              <w:br/>
+            </w:r>
+          </w:p>
+          <w:p>
+            <w:pPr>
+              <w:spacing w:before="0" w:after="0" w:line="360" w:lineRule="auto"/>
+            </w:pPr>
+            <w:r>
+              <w:rPr>
+                <w:rFonts w:ascii="Arial" w:hAnsi="Arial" w:cs="Arial" w:eastAsia="Arial"/>
+                <w:b w:val="0"/>
+                <w:sz w:val="24"/>
+              </w:rPr>
               <w:t>reflection: Thinking about what happened and what you learned</w:t>
-              <w:br/>
+            </w:r>
+          </w:p>
+          <w:p>
+            <w:pPr>
+              <w:spacing w:before="0" w:after="0" w:line="360" w:lineRule="auto"/>
+            </w:pPr>
+            <w:r>
+              <w:rPr>
+                <w:rFonts w:ascii="Arial" w:hAnsi="Arial" w:cs="Arial" w:eastAsia="Arial"/>
+                <w:b w:val="0"/>
+                <w:sz w:val="24"/>
+              </w:rPr>
               <w:t>screenshot: An image of what is on the screen</w:t>
-              <w:br/>
-              <w:t>Open the final project and rubric. Prepare for your turn or audience role.</w:t>
-              <w:br/>
-              <w:br/>
-              <w:t>While activities</w:t>
-              <w:br/>
+            </w:r>
+          </w:p>
+          <w:p>
+            <w:pPr>
+              <w:spacing w:before="0" w:after="0" w:line="360" w:lineRule="auto"/>
+            </w:pPr>
+            <w:r>
+              <w:rPr>
+                <w:rFonts w:ascii="Arial" w:hAnsi="Arial" w:cs="Arial" w:eastAsia="Arial"/>
+                <w:b w:val="0"/>
+                <w:sz w:val="24"/>
+              </w:rPr>
+              <w:t>Open the final project and rubric.</w:t>
+            </w:r>
+          </w:p>
+          <w:p>
+            <w:pPr>
+              <w:spacing w:before="0" w:after="0" w:line="360" w:lineRule="auto"/>
+            </w:pPr>
+            <w:r>
+              <w:rPr>
+                <w:rFonts w:ascii="Arial" w:hAnsi="Arial" w:cs="Arial" w:eastAsia="Arial"/>
+                <w:b w:val="0"/>
+                <w:sz w:val="24"/>
+              </w:rPr>
+              <w:t>Prepare for your turn or audience role.</w:t>
+            </w:r>
+          </w:p>
+          <w:p>
+            <w:pPr>
+              <w:spacing w:before="0" w:after="0" w:line="360" w:lineRule="auto"/>
+            </w:pPr>
+            <w:r>
+              <w:rPr>
+                <w:rFonts w:ascii="Arial" w:hAnsi="Arial" w:cs="Arial" w:eastAsia="Arial"/>
+                <w:b/>
+                <w:sz w:val="24"/>
+              </w:rPr>
+              <w:t>While activities:</w:t>
+            </w:r>
+          </w:p>
+          <w:p>
+            <w:pPr>
+              <w:spacing w:before="0" w:after="0" w:line="360" w:lineRule="auto"/>
+            </w:pPr>
+            <w:r>
+              <w:rPr>
+                <w:rFonts w:ascii="Arial" w:hAnsi="Arial" w:cs="Arial" w:eastAsia="Arial"/>
+                <w:b w:val="0"/>
+                <w:sz w:val="24"/>
+                <w:highlight w:val="yellow"/>
+              </w:rPr>
               <w:t>Complete Exam Project Presentation: Continue presentations and submit the final Scratch project, reflection, and any required screenshots or notes.</w:t>
-              <w:br/>
-              <w:br/>
-              <w:t>Post activities</w:t>
-              <w:br/>
+            </w:r>
+          </w:p>
+          <w:p>
+            <w:pPr>
+              <w:spacing w:before="0" w:after="0" w:line="360" w:lineRule="auto"/>
+            </w:pPr>
+            <w:r>
+              <w:rPr>
+                <w:rFonts w:ascii="Arial" w:hAnsi="Arial" w:cs="Arial" w:eastAsia="Arial"/>
+                <w:b/>
+                <w:sz w:val="24"/>
+              </w:rPr>
+              <w:t>Post activities:</w:t>
+            </w:r>
+          </w:p>
+          <w:p>
+            <w:pPr>
+              <w:spacing w:before="0" w:after="0" w:line="360" w:lineRule="auto"/>
+            </w:pPr>
+            <w:r>
+              <w:rPr>
+                <w:rFonts w:ascii="Arial" w:hAnsi="Arial" w:cs="Arial" w:eastAsia="Arial"/>
+                <w:b w:val="0"/>
+                <w:sz w:val="24"/>
+              </w:rPr>
               <w:t>Complete a short reflection about what you learned from testing and presenting.</w:t>
             </w:r>
           </w:p>
@@ -878,10 +2932,37 @@
               <w:bottom w:val="single" w:sz="4" w:space="0" w:color="auto"/>
               <w:right w:val="single" w:sz="4" w:space="0" w:color="auto"/>
             </w:tcBorders>
+            <w:vAlign w:val="top"/>
           </w:tcPr>
           <w:p>
-            <w:r>
-              <w:t>Resources: Pen, pencil, technology notebook, student's email and password, Google Classroom, LEDs and resistors, buttons, sensors, Scratch access, Micro:bit or simulator, Scratch Link/Bluetooth when needed, project rubric, checklist or worksheet, project planning sheet, projector.</w:t>
+            <w:pPr>
+              <w:spacing w:line="360" w:lineRule="auto" w:before="0" w:after="0"/>
+            </w:pPr>
+            <w:r>
+              <w:rPr>
+                <w:rFonts w:ascii="Arial" w:hAnsi="Arial" w:cs="Arial" w:eastAsia="Arial"/>
+                <w:sz w:val="24"/>
+              </w:rPr>
+            </w:r>
+            <w:r>
+              <w:rPr>
+                <w:rFonts w:ascii="Arial" w:hAnsi="Arial" w:eastAsia="Arial" w:cs="Arial"/>
+                <w:b/>
+                <w:i w:val="0"/>
+                <w:sz w:val="24"/>
+                <w:u w:val="none"/>
+              </w:rPr>
+              <w:t xml:space="preserve">Resources: </w:t>
+            </w:r>
+            <w:r>
+              <w:rPr>
+                <w:rFonts w:ascii="Arial" w:hAnsi="Arial" w:eastAsia="Arial" w:cs="Arial"/>
+                <w:b w:val="0"/>
+                <w:i w:val="0"/>
+                <w:sz w:val="24"/>
+                <w:u w:val="none"/>
+              </w:rPr>
+              <w:t>Pen, pencil, technology notebook, student's computer, email and password</w:t>
             </w:r>
           </w:p>
         </w:tc>
@@ -894,10 +2975,37 @@
               <w:bottom w:val="single" w:sz="4" w:space="0" w:color="auto"/>
               <w:right w:val="single" w:sz="4" w:space="0" w:color="auto"/>
             </w:tcBorders>
+            <w:vAlign w:val="top"/>
           </w:tcPr>
           <w:p>
-            <w:r>
-              <w:t>Resources: Pen, pencil, technology notebook, student's email and password, Google Classroom, LEDs and resistors, buttons, sensors, Scratch access, Micro:bit or simulator, Scratch Link/Bluetooth when needed, project rubric, checklist or worksheet, project planning sheet, projector.</w:t>
+            <w:pPr>
+              <w:spacing w:line="360" w:lineRule="auto" w:before="0" w:after="0"/>
+            </w:pPr>
+            <w:r>
+              <w:rPr>
+                <w:rFonts w:ascii="Arial" w:hAnsi="Arial" w:cs="Arial" w:eastAsia="Arial"/>
+                <w:sz w:val="24"/>
+              </w:rPr>
+            </w:r>
+            <w:r>
+              <w:rPr>
+                <w:rFonts w:ascii="Arial" w:hAnsi="Arial" w:eastAsia="Arial" w:cs="Arial"/>
+                <w:b/>
+                <w:i w:val="0"/>
+                <w:sz w:val="24"/>
+                <w:u w:val="none"/>
+              </w:rPr>
+              <w:t xml:space="preserve">Resources: </w:t>
+            </w:r>
+            <w:r>
+              <w:rPr>
+                <w:rFonts w:ascii="Arial" w:hAnsi="Arial" w:eastAsia="Arial" w:cs="Arial"/>
+                <w:b w:val="0"/>
+                <w:i w:val="0"/>
+                <w:sz w:val="24"/>
+                <w:u w:val="none"/>
+              </w:rPr>
+              <w:t>Pen, pencil, technology notebook, student's computer, email and password</w:t>
             </w:r>
           </w:p>
         </w:tc>
@@ -913,9 +3021,30 @@
               <w:right w:val="single" w:sz="4" w:space="0" w:color="auto"/>
             </w:tcBorders>
             <w:shd w:val="clear" w:color="auto" w:fill="A8D08D"/>
+            <w:vAlign w:val="top"/>
           </w:tcPr>
           <w:p>
-            <w:r>
+            <w:pPr>
+              <w:jc w:val="center"/>
+              <w:spacing w:line="360" w:lineRule="auto" w:before="0" w:after="0"/>
+            </w:pPr>
+            <w:r>
+              <w:rPr>
+                <w:rFonts w:ascii="Arial" w:hAnsi="Arial" w:eastAsia="Arial" w:cs="Arial"/>
+                <w:b/>
+                <w:i w:val="0"/>
+                <w:sz w:val="24"/>
+                <w:u w:val="none"/>
+              </w:rPr>
+            </w:r>
+            <w:r>
+              <w:rPr>
+                <w:rFonts w:ascii="Arial" w:hAnsi="Arial" w:eastAsia="Arial" w:cs="Arial"/>
+                <w:b/>
+                <w:i w:val="0"/>
+                <w:sz w:val="24"/>
+                <w:u w:val="none"/>
+              </w:rPr>
               <w:t>8A, 8B day – 45min – November - No scheduled class</w:t>
             </w:r>
           </w:p>
@@ -930,9 +3059,30 @@
               <w:right w:val="single" w:sz="4" w:space="0" w:color="auto"/>
             </w:tcBorders>
             <w:shd w:val="clear" w:color="auto" w:fill="A8D08D"/>
+            <w:vAlign w:val="top"/>
           </w:tcPr>
           <w:p>
-            <w:r>
+            <w:pPr>
+              <w:jc w:val="center"/>
+              <w:spacing w:line="360" w:lineRule="auto" w:before="0" w:after="0"/>
+            </w:pPr>
+            <w:r>
+              <w:rPr>
+                <w:rFonts w:ascii="Arial" w:hAnsi="Arial" w:eastAsia="Arial" w:cs="Arial"/>
+                <w:b/>
+                <w:i w:val="0"/>
+                <w:sz w:val="24"/>
+                <w:u w:val="none"/>
+              </w:rPr>
+            </w:r>
+            <w:r>
+              <w:rPr>
+                <w:rFonts w:ascii="Arial" w:hAnsi="Arial" w:eastAsia="Arial" w:cs="Arial"/>
+                <w:b/>
+                <w:i w:val="0"/>
+                <w:sz w:val="24"/>
+                <w:u w:val="none"/>
+              </w:rPr>
               <w:t>8A, 8B day – 90 min – November - No scheduled class</w:t>
             </w:r>
           </w:p>
@@ -948,26 +3098,104 @@
               <w:bottom w:val="single" w:sz="4" w:space="0" w:color="auto"/>
               <w:right w:val="single" w:sz="4" w:space="0" w:color="auto"/>
             </w:tcBorders>
+            <w:vAlign w:val="top"/>
           </w:tcPr>
           <w:p>
-            <w:r>
-              <w:t>Topic:</w:t>
-              <w:br/>
+            <w:pPr>
+              <w:spacing w:before="0" w:after="0" w:line="360" w:lineRule="auto"/>
+            </w:pPr>
+            <w:r>
+              <w:rPr>
+                <w:rFonts w:ascii="Arial" w:hAnsi="Arial" w:cs="Arial" w:eastAsia="Arial"/>
+                <w:b/>
+                <w:sz w:val="24"/>
+              </w:rPr>
+              <w:t xml:space="preserve">Topic: </w:t>
+            </w:r>
+            <w:r>
+              <w:rPr>
+                <w:rFonts w:ascii="Arial" w:hAnsi="Arial" w:cs="Arial" w:eastAsia="Arial"/>
+                <w:b w:val="0"/>
+                <w:sz w:val="24"/>
+              </w:rPr>
               <w:t>No regular class scheduled in this monthly plan.</w:t>
-              <w:br/>
-              <w:br/>
-              <w:t>Pre-activities</w:t>
-              <w:br/>
+            </w:r>
+          </w:p>
+          <w:p>
+            <w:pPr>
+              <w:spacing w:before="0" w:after="0" w:line="360" w:lineRule="auto"/>
+            </w:pPr>
+            <w:r>
+              <w:rPr>
+                <w:rFonts w:ascii="Arial" w:hAnsi="Arial" w:cs="Arial" w:eastAsia="Arial"/>
+                <w:b/>
+                <w:sz w:val="24"/>
+              </w:rPr>
+              <w:t>Pre-activities:</w:t>
+            </w:r>
+          </w:p>
+          <w:p>
+            <w:pPr>
+              <w:spacing w:before="0" w:after="0" w:line="360" w:lineRule="auto"/>
+            </w:pPr>
+            <w:r>
+              <w:rPr>
+                <w:rFonts w:ascii="Arial" w:hAnsi="Arial" w:cs="Arial" w:eastAsia="Arial"/>
+                <w:b w:val="0"/>
+                <w:sz w:val="24"/>
+              </w:rPr>
               <w:t>No activity scheduled.</w:t>
-              <w:br/>
-              <w:br/>
-              <w:t>While activities</w:t>
-              <w:br/>
+            </w:r>
+          </w:p>
+          <w:p>
+            <w:pPr>
+              <w:spacing w:before="0" w:after="0" w:line="360" w:lineRule="auto"/>
+            </w:pPr>
+            <w:r>
+              <w:rPr>
+                <w:rFonts w:ascii="Arial" w:hAnsi="Arial" w:cs="Arial" w:eastAsia="Arial"/>
+                <w:b/>
+                <w:sz w:val="24"/>
+              </w:rPr>
+              <w:t>While activities:</w:t>
+            </w:r>
+          </w:p>
+          <w:p>
+            <w:pPr>
+              <w:spacing w:before="0" w:after="0" w:line="360" w:lineRule="auto"/>
+            </w:pPr>
+            <w:r>
+              <w:rPr>
+                <w:rFonts w:ascii="Arial" w:hAnsi="Arial" w:cs="Arial" w:eastAsia="Arial"/>
+                <w:b w:val="0"/>
+                <w:sz w:val="24"/>
+              </w:rPr>
               <w:t>No activity scheduled.</w:t>
-              <w:br/>
-              <w:br/>
-              <w:t>Post activities</w:t>
-              <w:br/>
+            </w:r>
+          </w:p>
+          <w:p>
+            <w:pPr>
+              <w:spacing w:before="0" w:after="0" w:line="360" w:lineRule="auto"/>
+            </w:pPr>
+            <w:r>
+              <w:rPr>
+                <w:rFonts w:ascii="Arial" w:hAnsi="Arial" w:cs="Arial" w:eastAsia="Arial"/>
+                <w:b/>
+                <w:sz w:val="24"/>
+              </w:rPr>
+              <w:t>Post activities:</w:t>
+            </w:r>
+          </w:p>
+          <w:p>
+            <w:pPr>
+              <w:spacing w:before="0" w:after="0" w:line="360" w:lineRule="auto"/>
+            </w:pPr>
+            <w:r>
+              <w:rPr>
+                <w:rFonts w:ascii="Arial" w:hAnsi="Arial" w:cs="Arial" w:eastAsia="Arial"/>
+                <w:b w:val="0"/>
+                <w:sz w:val="24"/>
+              </w:rPr>
               <w:t>No activity scheduled.</w:t>
             </w:r>
           </w:p>
@@ -981,26 +3209,104 @@
               <w:bottom w:val="single" w:sz="4" w:space="0" w:color="auto"/>
               <w:right w:val="single" w:sz="4" w:space="0" w:color="auto"/>
             </w:tcBorders>
+            <w:vAlign w:val="top"/>
           </w:tcPr>
           <w:p>
-            <w:r>
-              <w:t>Topic:</w:t>
-              <w:br/>
+            <w:pPr>
+              <w:spacing w:before="0" w:after="0" w:line="360" w:lineRule="auto"/>
+            </w:pPr>
+            <w:r>
+              <w:rPr>
+                <w:rFonts w:ascii="Arial" w:hAnsi="Arial" w:cs="Arial" w:eastAsia="Arial"/>
+                <w:b/>
+                <w:sz w:val="24"/>
+              </w:rPr>
+              <w:t xml:space="preserve">Topic: </w:t>
+            </w:r>
+            <w:r>
+              <w:rPr>
+                <w:rFonts w:ascii="Arial" w:hAnsi="Arial" w:cs="Arial" w:eastAsia="Arial"/>
+                <w:b w:val="0"/>
+                <w:sz w:val="24"/>
+              </w:rPr>
               <w:t>No regular class scheduled in this monthly plan.</w:t>
-              <w:br/>
-              <w:br/>
-              <w:t>Pre-activities</w:t>
-              <w:br/>
+            </w:r>
+          </w:p>
+          <w:p>
+            <w:pPr>
+              <w:spacing w:before="0" w:after="0" w:line="360" w:lineRule="auto"/>
+            </w:pPr>
+            <w:r>
+              <w:rPr>
+                <w:rFonts w:ascii="Arial" w:hAnsi="Arial" w:cs="Arial" w:eastAsia="Arial"/>
+                <w:b/>
+                <w:sz w:val="24"/>
+              </w:rPr>
+              <w:t>Pre-activities:</w:t>
+            </w:r>
+          </w:p>
+          <w:p>
+            <w:pPr>
+              <w:spacing w:before="0" w:after="0" w:line="360" w:lineRule="auto"/>
+            </w:pPr>
+            <w:r>
+              <w:rPr>
+                <w:rFonts w:ascii="Arial" w:hAnsi="Arial" w:cs="Arial" w:eastAsia="Arial"/>
+                <w:b w:val="0"/>
+                <w:sz w:val="24"/>
+              </w:rPr>
               <w:t>No activity scheduled.</w:t>
-              <w:br/>
-              <w:br/>
-              <w:t>While activities</w:t>
-              <w:br/>
+            </w:r>
+          </w:p>
+          <w:p>
+            <w:pPr>
+              <w:spacing w:before="0" w:after="0" w:line="360" w:lineRule="auto"/>
+            </w:pPr>
+            <w:r>
+              <w:rPr>
+                <w:rFonts w:ascii="Arial" w:hAnsi="Arial" w:cs="Arial" w:eastAsia="Arial"/>
+                <w:b/>
+                <w:sz w:val="24"/>
+              </w:rPr>
+              <w:t>While activities:</w:t>
+            </w:r>
+          </w:p>
+          <w:p>
+            <w:pPr>
+              <w:spacing w:before="0" w:after="0" w:line="360" w:lineRule="auto"/>
+            </w:pPr>
+            <w:r>
+              <w:rPr>
+                <w:rFonts w:ascii="Arial" w:hAnsi="Arial" w:cs="Arial" w:eastAsia="Arial"/>
+                <w:b w:val="0"/>
+                <w:sz w:val="24"/>
+              </w:rPr>
               <w:t>No activity scheduled.</w:t>
-              <w:br/>
-              <w:br/>
-              <w:t>Post activities</w:t>
-              <w:br/>
+            </w:r>
+          </w:p>
+          <w:p>
+            <w:pPr>
+              <w:spacing w:before="0" w:after="0" w:line="360" w:lineRule="auto"/>
+            </w:pPr>
+            <w:r>
+              <w:rPr>
+                <w:rFonts w:ascii="Arial" w:hAnsi="Arial" w:cs="Arial" w:eastAsia="Arial"/>
+                <w:b/>
+                <w:sz w:val="24"/>
+              </w:rPr>
+              <w:t>Post activities:</w:t>
+            </w:r>
+          </w:p>
+          <w:p>
+            <w:pPr>
+              <w:spacing w:before="0" w:after="0" w:line="360" w:lineRule="auto"/>
+            </w:pPr>
+            <w:r>
+              <w:rPr>
+                <w:rFonts w:ascii="Arial" w:hAnsi="Arial" w:cs="Arial" w:eastAsia="Arial"/>
+                <w:b w:val="0"/>
+                <w:sz w:val="24"/>
+              </w:rPr>
               <w:t>No activity scheduled.</w:t>
             </w:r>
           </w:p>
@@ -1016,10 +3322,37 @@
               <w:bottom w:val="single" w:sz="4" w:space="0" w:color="auto"/>
               <w:right w:val="single" w:sz="4" w:space="0" w:color="auto"/>
             </w:tcBorders>
+            <w:vAlign w:val="top"/>
           </w:tcPr>
           <w:p>
-            <w:r>
-              <w:t>Resources: No regular class scheduled.</w:t>
+            <w:pPr>
+              <w:spacing w:line="360" w:lineRule="auto" w:before="0" w:after="0"/>
+            </w:pPr>
+            <w:r>
+              <w:rPr>
+                <w:rFonts w:ascii="Arial" w:hAnsi="Arial" w:cs="Arial" w:eastAsia="Arial"/>
+                <w:sz w:val="24"/>
+              </w:rPr>
+            </w:r>
+            <w:r>
+              <w:rPr>
+                <w:rFonts w:ascii="Arial" w:hAnsi="Arial" w:eastAsia="Arial" w:cs="Arial"/>
+                <w:b/>
+                <w:i w:val="0"/>
+                <w:sz w:val="24"/>
+                <w:u w:val="none"/>
+              </w:rPr>
+              <w:t xml:space="preserve">Resources: </w:t>
+            </w:r>
+            <w:r>
+              <w:rPr>
+                <w:rFonts w:ascii="Arial" w:hAnsi="Arial" w:eastAsia="Arial" w:cs="Arial"/>
+                <w:b w:val="0"/>
+                <w:i w:val="0"/>
+                <w:sz w:val="24"/>
+                <w:u w:val="none"/>
+              </w:rPr>
+              <w:t>Pen, pencil, technology notebook, student's computer, email and password</w:t>
             </w:r>
           </w:p>
         </w:tc>
@@ -1032,10 +3365,37 @@
               <w:bottom w:val="single" w:sz="4" w:space="0" w:color="auto"/>
               <w:right w:val="single" w:sz="4" w:space="0" w:color="auto"/>
             </w:tcBorders>
+            <w:vAlign w:val="top"/>
           </w:tcPr>
           <w:p>
-            <w:r>
-              <w:t>Resources: No regular class scheduled.</w:t>
+            <w:pPr>
+              <w:spacing w:line="360" w:lineRule="auto" w:before="0" w:after="0"/>
+            </w:pPr>
+            <w:r>
+              <w:rPr>
+                <w:rFonts w:ascii="Arial" w:hAnsi="Arial" w:cs="Arial" w:eastAsia="Arial"/>
+                <w:sz w:val="24"/>
+              </w:rPr>
+            </w:r>
+            <w:r>
+              <w:rPr>
+                <w:rFonts w:ascii="Arial" w:hAnsi="Arial" w:eastAsia="Arial" w:cs="Arial"/>
+                <w:b/>
+                <w:i w:val="0"/>
+                <w:sz w:val="24"/>
+                <w:u w:val="none"/>
+              </w:rPr>
+              <w:t xml:space="preserve">Resources: </w:t>
+            </w:r>
+            <w:r>
+              <w:rPr>
+                <w:rFonts w:ascii="Arial" w:hAnsi="Arial" w:eastAsia="Arial" w:cs="Arial"/>
+                <w:b w:val="0"/>
+                <w:i w:val="0"/>
+                <w:sz w:val="24"/>
+                <w:u w:val="none"/>
+              </w:rPr>
+              <w:t>Pen, pencil, technology notebook, student's computer, email and password</w:t>
             </w:r>
           </w:p>
         </w:tc>
@@ -1047,6 +3407,7 @@
           <w:sz w:val="24"/>
           <w:szCs w:val="24"/>
         </w:rPr>
+        <w:spacing w:line="360" w:lineRule="auto" w:before="0" w:after="0"/>
       </w:pPr>
     </w:p>
     <w:sectPr>
@@ -8358,19 +10719,6 @@
       <w:szCs w:val="30"/>
     </w:rPr>
   </w:style>
-  <w:style w:type="table" w:customStyle="1" w:styleId="a">
-    <w:basedOn w:val="TableNormal4"/>
-    <w:tblPr>
-      <w:tblStyleRowBandSize w:val="1"/>
-      <w:tblStyleColBandSize w:val="1"/>
-      <w:tblCellMar>
-        <w:top w:w="100" w:type="dxa"/>
-        <w:left w:w="100" w:type="dxa"/>
-        <w:bottom w:w="100" w:type="dxa"/>
-        <w:right w:w="100" w:type="dxa"/>
-      </w:tblCellMar>
-    </w:tblPr>
-  </w:style>
   <w:style w:type="paragraph" w:styleId="ListParagraph">
     <w:name w:val="List Paragraph"/>
     <w:basedOn w:val="Normal"/>
@@ -8708,238 +11056,6 @@
       <w:szCs w:val="24"/>
     </w:rPr>
   </w:style>
-  <w:style w:type="table" w:customStyle="1" w:styleId="a0">
-    <w:basedOn w:val="TableNormal4"/>
-    <w:pPr>
-      <w:spacing w:line="240" w:lineRule="auto"/>
-    </w:pPr>
-    <w:tblPr>
-      <w:tblStyleRowBandSize w:val="1"/>
-      <w:tblStyleColBandSize w:val="1"/>
-      <w:tblCellMar>
-        <w:left w:w="108" w:type="dxa"/>
-        <w:right w:w="108" w:type="dxa"/>
-      </w:tblCellMar>
-    </w:tblPr>
-  </w:style>
-  <w:style w:type="table" w:customStyle="1" w:styleId="a1">
-    <w:basedOn w:val="TableNormal4"/>
-    <w:pPr>
-      <w:spacing w:line="240" w:lineRule="auto"/>
-    </w:pPr>
-    <w:tblPr>
-      <w:tblStyleRowBandSize w:val="1"/>
-      <w:tblStyleColBandSize w:val="1"/>
-      <w:tblCellMar>
-        <w:left w:w="108" w:type="dxa"/>
-        <w:right w:w="108" w:type="dxa"/>
-      </w:tblCellMar>
-    </w:tblPr>
-  </w:style>
-  <w:style w:type="table" w:customStyle="1" w:styleId="a2">
-    <w:basedOn w:val="TableNormal4"/>
-    <w:pPr>
-      <w:spacing w:line="240" w:lineRule="auto"/>
-    </w:pPr>
-    <w:tblPr>
-      <w:tblStyleRowBandSize w:val="1"/>
-      <w:tblStyleColBandSize w:val="1"/>
-      <w:tblCellMar>
-        <w:left w:w="108" w:type="dxa"/>
-        <w:right w:w="108" w:type="dxa"/>
-      </w:tblCellMar>
-    </w:tblPr>
-  </w:style>
-  <w:style w:type="table" w:customStyle="1" w:styleId="a3">
-    <w:basedOn w:val="TableNormal4"/>
-    <w:pPr>
-      <w:spacing w:line="240" w:lineRule="auto"/>
-    </w:pPr>
-    <w:tblPr>
-      <w:tblStyleRowBandSize w:val="1"/>
-      <w:tblStyleColBandSize w:val="1"/>
-      <w:tblCellMar>
-        <w:left w:w="108" w:type="dxa"/>
-        <w:right w:w="108" w:type="dxa"/>
-      </w:tblCellMar>
-    </w:tblPr>
-  </w:style>
-  <w:style w:type="table" w:customStyle="1" w:styleId="a4">
-    <w:basedOn w:val="TableNormal4"/>
-    <w:pPr>
-      <w:spacing w:line="240" w:lineRule="auto"/>
-    </w:pPr>
-    <w:tblPr>
-      <w:tblStyleRowBandSize w:val="1"/>
-      <w:tblStyleColBandSize w:val="1"/>
-      <w:tblCellMar>
-        <w:left w:w="108" w:type="dxa"/>
-        <w:right w:w="108" w:type="dxa"/>
-      </w:tblCellMar>
-    </w:tblPr>
-  </w:style>
-  <w:style w:type="table" w:customStyle="1" w:styleId="a5">
-    <w:basedOn w:val="TableNormal4"/>
-    <w:pPr>
-      <w:spacing w:line="240" w:lineRule="auto"/>
-    </w:pPr>
-    <w:tblPr>
-      <w:tblStyleRowBandSize w:val="1"/>
-      <w:tblStyleColBandSize w:val="1"/>
-      <w:tblCellMar>
-        <w:left w:w="108" w:type="dxa"/>
-        <w:right w:w="108" w:type="dxa"/>
-      </w:tblCellMar>
-    </w:tblPr>
-  </w:style>
-  <w:style w:type="table" w:customStyle="1" w:styleId="a6">
-    <w:basedOn w:val="TableNormal4"/>
-    <w:pPr>
-      <w:spacing w:line="240" w:lineRule="auto"/>
-    </w:pPr>
-    <w:tblPr>
-      <w:tblStyleRowBandSize w:val="1"/>
-      <w:tblStyleColBandSize w:val="1"/>
-      <w:tblCellMar>
-        <w:left w:w="108" w:type="dxa"/>
-        <w:right w:w="108" w:type="dxa"/>
-      </w:tblCellMar>
-    </w:tblPr>
-  </w:style>
-  <w:style w:type="table" w:customStyle="1" w:styleId="a7">
-    <w:basedOn w:val="TableNormal4"/>
-    <w:pPr>
-      <w:spacing w:line="240" w:lineRule="auto"/>
-    </w:pPr>
-    <w:tblPr>
-      <w:tblStyleRowBandSize w:val="1"/>
-      <w:tblStyleColBandSize w:val="1"/>
-      <w:tblCellMar>
-        <w:left w:w="108" w:type="dxa"/>
-        <w:right w:w="108" w:type="dxa"/>
-      </w:tblCellMar>
-    </w:tblPr>
-  </w:style>
-  <w:style w:type="table" w:customStyle="1" w:styleId="a8">
-    <w:basedOn w:val="TableNormal4"/>
-    <w:pPr>
-      <w:spacing w:line="240" w:lineRule="auto"/>
-    </w:pPr>
-    <w:tblPr>
-      <w:tblStyleRowBandSize w:val="1"/>
-      <w:tblStyleColBandSize w:val="1"/>
-      <w:tblCellMar>
-        <w:left w:w="108" w:type="dxa"/>
-        <w:right w:w="108" w:type="dxa"/>
-      </w:tblCellMar>
-    </w:tblPr>
-  </w:style>
-  <w:style w:type="table" w:customStyle="1" w:styleId="a9">
-    <w:basedOn w:val="TableNormal4"/>
-    <w:pPr>
-      <w:spacing w:line="240" w:lineRule="auto"/>
-    </w:pPr>
-    <w:tblPr>
-      <w:tblStyleRowBandSize w:val="1"/>
-      <w:tblStyleColBandSize w:val="1"/>
-      <w:tblCellMar>
-        <w:left w:w="108" w:type="dxa"/>
-        <w:right w:w="108" w:type="dxa"/>
-      </w:tblCellMar>
-    </w:tblPr>
-  </w:style>
-  <w:style w:type="table" w:customStyle="1" w:styleId="aa">
-    <w:basedOn w:val="TableNormal4"/>
-    <w:pPr>
-      <w:spacing w:line="240" w:lineRule="auto"/>
-    </w:pPr>
-    <w:tblPr>
-      <w:tblStyleRowBandSize w:val="1"/>
-      <w:tblStyleColBandSize w:val="1"/>
-      <w:tblCellMar>
-        <w:left w:w="108" w:type="dxa"/>
-        <w:right w:w="108" w:type="dxa"/>
-      </w:tblCellMar>
-    </w:tblPr>
-  </w:style>
-  <w:style w:type="table" w:customStyle="1" w:styleId="ab">
-    <w:basedOn w:val="TableNormal4"/>
-    <w:pPr>
-      <w:spacing w:line="240" w:lineRule="auto"/>
-    </w:pPr>
-    <w:tblPr>
-      <w:tblStyleRowBandSize w:val="1"/>
-      <w:tblStyleColBandSize w:val="1"/>
-      <w:tblCellMar>
-        <w:left w:w="108" w:type="dxa"/>
-        <w:right w:w="108" w:type="dxa"/>
-      </w:tblCellMar>
-    </w:tblPr>
-  </w:style>
-  <w:style w:type="table" w:customStyle="1" w:styleId="ac">
-    <w:basedOn w:val="TableNormal1"/>
-    <w:pPr>
-      <w:spacing w:line="240" w:lineRule="auto"/>
-    </w:pPr>
-    <w:tblPr>
-      <w:tblStyleRowBandSize w:val="1"/>
-      <w:tblStyleColBandSize w:val="1"/>
-      <w:tblCellMar>
-        <w:top w:w="100" w:type="dxa"/>
-        <w:left w:w="108" w:type="dxa"/>
-        <w:bottom w:w="100" w:type="dxa"/>
-        <w:right w:w="108" w:type="dxa"/>
-      </w:tblCellMar>
-    </w:tblPr>
-  </w:style>
-  <w:style w:type="table" w:customStyle="1" w:styleId="ad">
-    <w:basedOn w:val="TableNormal1"/>
-    <w:pPr>
-      <w:spacing w:line="240" w:lineRule="auto"/>
-    </w:pPr>
-    <w:tblPr>
-      <w:tblStyleRowBandSize w:val="1"/>
-      <w:tblStyleColBandSize w:val="1"/>
-      <w:tblCellMar>
-        <w:top w:w="100" w:type="dxa"/>
-        <w:left w:w="108" w:type="dxa"/>
-        <w:bottom w:w="100" w:type="dxa"/>
-        <w:right w:w="108" w:type="dxa"/>
-      </w:tblCellMar>
-    </w:tblPr>
-  </w:style>
-  <w:style w:type="table" w:customStyle="1" w:styleId="ae">
-    <w:basedOn w:val="TableNormal1"/>
-    <w:pPr>
-      <w:spacing w:line="240" w:lineRule="auto"/>
-    </w:pPr>
-    <w:tblPr>
-      <w:tblStyleRowBandSize w:val="1"/>
-      <w:tblStyleColBandSize w:val="1"/>
-      <w:tblCellMar>
-        <w:top w:w="100" w:type="dxa"/>
-        <w:left w:w="108" w:type="dxa"/>
-        <w:bottom w:w="100" w:type="dxa"/>
-        <w:right w:w="108" w:type="dxa"/>
-      </w:tblCellMar>
-    </w:tblPr>
-  </w:style>
-  <w:style w:type="table" w:customStyle="1" w:styleId="af">
-    <w:basedOn w:val="TableNormal1"/>
-    <w:pPr>
-      <w:spacing w:line="240" w:lineRule="auto"/>
-    </w:pPr>
-    <w:tblPr>
-      <w:tblStyleRowBandSize w:val="1"/>
-      <w:tblStyleColBandSize w:val="1"/>
-      <w:tblCellMar>
-        <w:top w:w="100" w:type="dxa"/>
-        <w:left w:w="108" w:type="dxa"/>
-        <w:bottom w:w="100" w:type="dxa"/>
-        <w:right w:w="108" w:type="dxa"/>
-      </w:tblCellMar>
-    </w:tblPr>
-  </w:style>
   <w:style w:type="character" w:styleId="Strong">
     <w:name w:val="Strong"/>
     <w:basedOn w:val="DefaultParagraphFont"/>
@@ -8950,19 +11066,6 @@
       <w:b/>
       <w:bCs/>
     </w:rPr>
-  </w:style>
-  <w:style w:type="table" w:customStyle="1" w:styleId="af0">
-    <w:basedOn w:val="TableNormal"/>
-    <w:tblPr>
-      <w:tblStyleRowBandSize w:val="1"/>
-      <w:tblStyleColBandSize w:val="1"/>
-      <w:tblCellMar>
-        <w:top w:w="15" w:type="dxa"/>
-        <w:left w:w="15" w:type="dxa"/>
-        <w:bottom w:w="15" w:type="dxa"/>
-        <w:right w:w="15" w:type="dxa"/>
-      </w:tblCellMar>
-    </w:tblPr>
   </w:style>
   <w:style w:type="character" w:styleId="Hyperlink">
     <w:name w:val="Hyperlink"/>
